--- a/data/03_investment_memo/investment_memo_38.docx
+++ b/data/03_investment_memo/investment_memo_38.docx
@@ -21,20 +21,31 @@
     <w:p>
       <w:r>
         <w:br/>
-        <w:t>从产业链角度看，医疗科技 行业主要由上游设备厂商、</w:t>
+        <w:t>华辰资本旗下的 HC Alpha Growth Fund 在最近的资产配置会议中</w:t>
         <w:br/>
-        <w:t>中游平台企业以及下游应用厂商组成。</w:t>
+        <w:t>讨论了 半导体 行业的投资机会，并对 雨林木风计算机科技有限公司</w:t>
         <w:br/>
-        <w:t>创亿信息有限公司 主要位于产业链的 中游 环节。</w:t>
+        <w:t>进行了重点评估。</w:t>
         <w:br/>
       </w:r>
     </w:p>
     <w:p>
       <w:r>
         <w:br/>
-        <w:t>根据内部财务模型测算，创汇传媒有限公司 在未来三年</w:t>
+        <w:t>从产业链角度看，人工智能 行业主要由上游设备厂商、</w:t>
         <w:br/>
-        <w:t>收入复合增长率预计可达到 19% 左右。</w:t>
+        <w:t>中游平台企业以及下游应用厂商组成。</w:t>
+        <w:br/>
+        <w:t>华成育卓传媒有限公司 主要位于产业链的 下游 环节。</w:t>
+        <w:br/>
+      </w:r>
+    </w:p>
+    <w:p>
+      <w:r>
+        <w:br/>
+        <w:t>根据内部财务模型测算，毕博诚信息有限公司 在未来三年</w:t>
+        <w:br/>
+        <w:t>收入复合增长率预计可达到 35% 左右。</w:t>
         <w:br/>
         <w:t>该预测基于行业需求增长以及公司产能扩张计划。</w:t>
         <w:br/>
@@ -43,9 +54,22 @@
     <w:p>
       <w:r>
         <w:br/>
-        <w:t>华辰资本旗下的 HC Global Macro Fund 在最近的资产配置会议中</w:t>
+        <w:t>良诺科技有限公司 是中国 云计算 行业的重要企业之一。</w:t>
         <w:br/>
-        <w:t>讨论了 消费科技 行业的投资机会，并对 昂歌信息科技有限公司</w:t>
+        <w:t>根据华辰资本 风险管理部 的研究，该公司成立于 2016 年，</w:t>
+        <w:br/>
+        <w:t>目前员工规模约 1663 人。公司近年来持续加大研发投入，</w:t>
+        <w:br/>
+        <w:t>在核心技术方面形成了较强的竞争壁垒。</w:t>
+        <w:br/>
+      </w:r>
+    </w:p>
+    <w:p>
+      <w:r>
+        <w:br/>
+        <w:t>华辰资本旗下的 HC AI Innovation Fund 在最近的资产配置会议中</w:t>
+        <w:br/>
+        <w:t>讨论了 云计算 行业的投资机会，并对 良诺科技有限公司</w:t>
         <w:br/>
         <w:t>进行了重点评估。</w:t>
         <w:br/>
@@ -54,11 +78,24 @@
     <w:p>
       <w:r>
         <w:br/>
-        <w:t>风险管理部认为，消费科技 行业仍然面临若干</w:t>
+        <w:t>根据内部财务模型测算，创联世纪信息有限公司 在未来三年</w:t>
         <w:br/>
-        <w:t>不确定性因素，包括技术迭代风险、政策变化、</w:t>
+        <w:t>收入复合增长率预计可达到 27% 左右。</w:t>
         <w:br/>
-        <w:t>以及市场竞争加剧等问题。</w:t>
+        <w:t>该预测基于行业需求增长以及公司产能扩张计划。</w:t>
+        <w:br/>
+      </w:r>
+    </w:p>
+    <w:p>
+      <w:r>
+        <w:br/>
+        <w:t>联软网络有限公司 是中国 半导体 行业的重要企业之一。</w:t>
+        <w:br/>
+        <w:t>根据华辰资本 投资委员会 的研究，该公司成立于 2012 年，</w:t>
+        <w:br/>
+        <w:t>目前员工规模约 5582 人。公司近年来持续加大研发投入，</w:t>
+        <w:br/>
+        <w:t>在核心技术方面形成了较强的竞争壁垒。</w:t>
         <w:br/>
       </w:r>
     </w:p>
@@ -67,42 +104,7 @@
         <w:br/>
         <w:t>华辰资本旗下的 HC Global Macro Fund 在最近的资产配置会议中</w:t>
         <w:br/>
-        <w:t>讨论了 半导体 行业的投资机会，并对 鸿睿思博信息有限公司</w:t>
-        <w:br/>
-        <w:t>进行了重点评估。</w:t>
-        <w:br/>
-      </w:r>
-    </w:p>
-    <w:p>
-      <w:r>
-        <w:br/>
-        <w:t>鸿睿思博网络有限公司 是中国 新能源 行业的重要企业之一。</w:t>
-        <w:br/>
-        <w:t>根据华辰资本 资产配置委员会 的研究，该公司成立于 2015 年，</w:t>
-        <w:br/>
-        <w:t>目前员工规模约 1240 人。公司近年来持续加大研发投入，</w:t>
-        <w:br/>
-        <w:t>在核心技术方面形成了较强的竞争壁垒。</w:t>
-        <w:br/>
-      </w:r>
-    </w:p>
-    <w:p>
-      <w:r>
-        <w:br/>
-        <w:t>华辰资本旗下的 HC Energy Transition Fund 在最近的资产配置会议中</w:t>
-        <w:br/>
-        <w:t>讨论了 新能源 行业的投资机会，并对 创汇传媒有限公司</w:t>
-        <w:br/>
-        <w:t>进行了重点评估。</w:t>
-        <w:br/>
-      </w:r>
-    </w:p>
-    <w:p>
-      <w:r>
-        <w:br/>
-        <w:t>华辰资本旗下的 HC AI Innovation Fund 在最近的资产配置会议中</w:t>
-        <w:br/>
-        <w:t>讨论了 新能源 行业的投资机会，并对 鸿睿思博网络有限公司</w:t>
+        <w:t>讨论了 消费科技 行业的投资机会，并对 方正科技信息有限公司</w:t>
         <w:br/>
         <w:t>进行了重点评估。</w:t>
         <w:br/>
@@ -168,7 +170,7 @@
           </w:tcPr>
           <w:p>
             <w:r>
-              <w:t>天益科技有限公司</w:t>
+              <w:t>精芯信息有限公司</w:t>
             </w:r>
           </w:p>
         </w:tc>
@@ -188,17 +190,17 @@
           </w:tcPr>
           <w:p>
             <w:r>
-              <w:t>250亿</w:t>
-            </w:r>
-          </w:p>
-        </w:tc>
-        <w:tc>
-          <w:tcPr>
-            <w:tcW w:type="dxa" w:w="2160"/>
-          </w:tcPr>
-          <w:p>
-            <w:r>
-              <w:t>29%</w:t>
+              <w:t>348亿</w:t>
+            </w:r>
+          </w:p>
+        </w:tc>
+        <w:tc>
+          <w:tcPr>
+            <w:tcW w:type="dxa" w:w="2160"/>
+          </w:tcPr>
+          <w:p>
+            <w:r>
+              <w:t>26%</w:t>
             </w:r>
           </w:p>
         </w:tc>
@@ -210,7 +212,7 @@
           </w:tcPr>
           <w:p>
             <w:r>
-              <w:t>佳禾科技有限公司</w:t>
+              <w:t>中建创业科技有限公司</w:t>
             </w:r>
           </w:p>
         </w:tc>
@@ -230,17 +232,17 @@
           </w:tcPr>
           <w:p>
             <w:r>
-              <w:t>157亿</w:t>
-            </w:r>
-          </w:p>
-        </w:tc>
-        <w:tc>
-          <w:tcPr>
-            <w:tcW w:type="dxa" w:w="2160"/>
-          </w:tcPr>
-          <w:p>
-            <w:r>
-              <w:t>12%</w:t>
+              <w:t>628亿</w:t>
+            </w:r>
+          </w:p>
+        </w:tc>
+        <w:tc>
+          <w:tcPr>
+            <w:tcW w:type="dxa" w:w="2160"/>
+          </w:tcPr>
+          <w:p>
+            <w:r>
+              <w:t>21%</w:t>
             </w:r>
           </w:p>
         </w:tc>
@@ -252,37 +254,37 @@
           </w:tcPr>
           <w:p>
             <w:r>
-              <w:t>迪摩科技有限公司</w:t>
-            </w:r>
-          </w:p>
-        </w:tc>
-        <w:tc>
-          <w:tcPr>
-            <w:tcW w:type="dxa" w:w="2160"/>
-          </w:tcPr>
-          <w:p>
-            <w:r>
-              <w:t>人工智能</w:t>
-            </w:r>
-          </w:p>
-        </w:tc>
-        <w:tc>
-          <w:tcPr>
-            <w:tcW w:type="dxa" w:w="2160"/>
-          </w:tcPr>
-          <w:p>
-            <w:r>
-              <w:t>778亿</w:t>
-            </w:r>
-          </w:p>
-        </w:tc>
-        <w:tc>
-          <w:tcPr>
-            <w:tcW w:type="dxa" w:w="2160"/>
-          </w:tcPr>
-          <w:p>
-            <w:r>
-              <w:t>13%</w:t>
+              <w:t>中建创业科技有限公司</w:t>
+            </w:r>
+          </w:p>
+        </w:tc>
+        <w:tc>
+          <w:tcPr>
+            <w:tcW w:type="dxa" w:w="2160"/>
+          </w:tcPr>
+          <w:p>
+            <w:r>
+              <w:t>半导体</w:t>
+            </w:r>
+          </w:p>
+        </w:tc>
+        <w:tc>
+          <w:tcPr>
+            <w:tcW w:type="dxa" w:w="2160"/>
+          </w:tcPr>
+          <w:p>
+            <w:r>
+              <w:t>379亿</w:t>
+            </w:r>
+          </w:p>
+        </w:tc>
+        <w:tc>
+          <w:tcPr>
+            <w:tcW w:type="dxa" w:w="2160"/>
+          </w:tcPr>
+          <w:p>
+            <w:r>
+              <w:t>5%</w:t>
             </w:r>
           </w:p>
         </w:tc>
@@ -294,37 +296,37 @@
           </w:tcPr>
           <w:p>
             <w:r>
-              <w:t>南康网络有限公司</w:t>
-            </w:r>
-          </w:p>
-        </w:tc>
-        <w:tc>
-          <w:tcPr>
-            <w:tcW w:type="dxa" w:w="2160"/>
-          </w:tcPr>
-          <w:p>
-            <w:r>
-              <w:t>消费科技</w:t>
-            </w:r>
-          </w:p>
-        </w:tc>
-        <w:tc>
-          <w:tcPr>
-            <w:tcW w:type="dxa" w:w="2160"/>
-          </w:tcPr>
-          <w:p>
-            <w:r>
-              <w:t>264亿</w:t>
-            </w:r>
-          </w:p>
-        </w:tc>
-        <w:tc>
-          <w:tcPr>
-            <w:tcW w:type="dxa" w:w="2160"/>
-          </w:tcPr>
-          <w:p>
-            <w:r>
-              <w:t>22%</w:t>
+              <w:t>惠派国际公司科技有限公司</w:t>
+            </w:r>
+          </w:p>
+        </w:tc>
+        <w:tc>
+          <w:tcPr>
+            <w:tcW w:type="dxa" w:w="2160"/>
+          </w:tcPr>
+          <w:p>
+            <w:r>
+              <w:t>人工智能</w:t>
+            </w:r>
+          </w:p>
+        </w:tc>
+        <w:tc>
+          <w:tcPr>
+            <w:tcW w:type="dxa" w:w="2160"/>
+          </w:tcPr>
+          <w:p>
+            <w:r>
+              <w:t>632亿</w:t>
+            </w:r>
+          </w:p>
+        </w:tc>
+        <w:tc>
+          <w:tcPr>
+            <w:tcW w:type="dxa" w:w="2160"/>
+          </w:tcPr>
+          <w:p>
+            <w:r>
+              <w:t>9%</w:t>
             </w:r>
           </w:p>
         </w:tc>
@@ -336,37 +338,37 @@
           </w:tcPr>
           <w:p>
             <w:r>
-              <w:t>雨林木风计算机网络有限公司</w:t>
-            </w:r>
-          </w:p>
-        </w:tc>
-        <w:tc>
-          <w:tcPr>
-            <w:tcW w:type="dxa" w:w="2160"/>
-          </w:tcPr>
-          <w:p>
-            <w:r>
-              <w:t>医疗科技</w:t>
-            </w:r>
-          </w:p>
-        </w:tc>
-        <w:tc>
-          <w:tcPr>
-            <w:tcW w:type="dxa" w:w="2160"/>
-          </w:tcPr>
-          <w:p>
-            <w:r>
-              <w:t>546亿</w:t>
-            </w:r>
-          </w:p>
-        </w:tc>
-        <w:tc>
-          <w:tcPr>
-            <w:tcW w:type="dxa" w:w="2160"/>
-          </w:tcPr>
-          <w:p>
-            <w:r>
-              <w:t>22%</w:t>
+              <w:t>联通时科传媒有限公司</w:t>
+            </w:r>
+          </w:p>
+        </w:tc>
+        <w:tc>
+          <w:tcPr>
+            <w:tcW w:type="dxa" w:w="2160"/>
+          </w:tcPr>
+          <w:p>
+            <w:r>
+              <w:t>消费科技</w:t>
+            </w:r>
+          </w:p>
+        </w:tc>
+        <w:tc>
+          <w:tcPr>
+            <w:tcW w:type="dxa" w:w="2160"/>
+          </w:tcPr>
+          <w:p>
+            <w:r>
+              <w:t>500亿</w:t>
+            </w:r>
+          </w:p>
+        </w:tc>
+        <w:tc>
+          <w:tcPr>
+            <w:tcW w:type="dxa" w:w="2160"/>
+          </w:tcPr>
+          <w:p>
+            <w:r>
+              <w:t>6%</w:t>
             </w:r>
           </w:p>
         </w:tc>
@@ -378,37 +380,37 @@
           </w:tcPr>
           <w:p>
             <w:r>
-              <w:t>天益信息有限公司</w:t>
-            </w:r>
-          </w:p>
-        </w:tc>
-        <w:tc>
-          <w:tcPr>
-            <w:tcW w:type="dxa" w:w="2160"/>
-          </w:tcPr>
-          <w:p>
-            <w:r>
-              <w:t>云计算</w:t>
-            </w:r>
-          </w:p>
-        </w:tc>
-        <w:tc>
-          <w:tcPr>
-            <w:tcW w:type="dxa" w:w="2160"/>
-          </w:tcPr>
-          <w:p>
-            <w:r>
-              <w:t>184亿</w:t>
-            </w:r>
-          </w:p>
-        </w:tc>
-        <w:tc>
-          <w:tcPr>
-            <w:tcW w:type="dxa" w:w="2160"/>
-          </w:tcPr>
-          <w:p>
-            <w:r>
-              <w:t>29%</w:t>
+              <w:t>中建创业科技有限公司</w:t>
+            </w:r>
+          </w:p>
+        </w:tc>
+        <w:tc>
+          <w:tcPr>
+            <w:tcW w:type="dxa" w:w="2160"/>
+          </w:tcPr>
+          <w:p>
+            <w:r>
+              <w:t>半导体</w:t>
+            </w:r>
+          </w:p>
+        </w:tc>
+        <w:tc>
+          <w:tcPr>
+            <w:tcW w:type="dxa" w:w="2160"/>
+          </w:tcPr>
+          <w:p>
+            <w:r>
+              <w:t>361亿</w:t>
+            </w:r>
+          </w:p>
+        </w:tc>
+        <w:tc>
+          <w:tcPr>
+            <w:tcW w:type="dxa" w:w="2160"/>
+          </w:tcPr>
+          <w:p>
+            <w:r>
+              <w:t>17%</w:t>
             </w:r>
           </w:p>
         </w:tc>
@@ -420,37 +422,37 @@
           </w:tcPr>
           <w:p>
             <w:r>
-              <w:t>创亿信息有限公司</w:t>
-            </w:r>
-          </w:p>
-        </w:tc>
-        <w:tc>
-          <w:tcPr>
-            <w:tcW w:type="dxa" w:w="2160"/>
-          </w:tcPr>
-          <w:p>
-            <w:r>
-              <w:t>医疗科技</w:t>
-            </w:r>
-          </w:p>
-        </w:tc>
-        <w:tc>
-          <w:tcPr>
-            <w:tcW w:type="dxa" w:w="2160"/>
-          </w:tcPr>
-          <w:p>
-            <w:r>
-              <w:t>800亿</w:t>
-            </w:r>
-          </w:p>
-        </w:tc>
-        <w:tc>
-          <w:tcPr>
-            <w:tcW w:type="dxa" w:w="2160"/>
-          </w:tcPr>
-          <w:p>
-            <w:r>
-              <w:t>27%</w:t>
+              <w:t>精芯信息有限公司</w:t>
+            </w:r>
+          </w:p>
+        </w:tc>
+        <w:tc>
+          <w:tcPr>
+            <w:tcW w:type="dxa" w:w="2160"/>
+          </w:tcPr>
+          <w:p>
+            <w:r>
+              <w:t>半导体</w:t>
+            </w:r>
+          </w:p>
+        </w:tc>
+        <w:tc>
+          <w:tcPr>
+            <w:tcW w:type="dxa" w:w="2160"/>
+          </w:tcPr>
+          <w:p>
+            <w:r>
+              <w:t>746亿</w:t>
+            </w:r>
+          </w:p>
+        </w:tc>
+        <w:tc>
+          <w:tcPr>
+            <w:tcW w:type="dxa" w:w="2160"/>
+          </w:tcPr>
+          <w:p>
+            <w:r>
+              <w:t>9%</w:t>
             </w:r>
           </w:p>
         </w:tc>
@@ -462,37 +464,37 @@
           </w:tcPr>
           <w:p>
             <w:r>
-              <w:t>九方信息有限公司</w:t>
-            </w:r>
-          </w:p>
-        </w:tc>
-        <w:tc>
-          <w:tcPr>
-            <w:tcW w:type="dxa" w:w="2160"/>
-          </w:tcPr>
-          <w:p>
-            <w:r>
-              <w:t>新能源</w:t>
-            </w:r>
-          </w:p>
-        </w:tc>
-        <w:tc>
-          <w:tcPr>
-            <w:tcW w:type="dxa" w:w="2160"/>
-          </w:tcPr>
-          <w:p>
-            <w:r>
-              <w:t>310亿</w:t>
-            </w:r>
-          </w:p>
-        </w:tc>
-        <w:tc>
-          <w:tcPr>
-            <w:tcW w:type="dxa" w:w="2160"/>
-          </w:tcPr>
-          <w:p>
-            <w:r>
-              <w:t>18%</w:t>
+              <w:t>飞利信科技有限公司</w:t>
+            </w:r>
+          </w:p>
+        </w:tc>
+        <w:tc>
+          <w:tcPr>
+            <w:tcW w:type="dxa" w:w="2160"/>
+          </w:tcPr>
+          <w:p>
+            <w:r>
+              <w:t>人工智能</w:t>
+            </w:r>
+          </w:p>
+        </w:tc>
+        <w:tc>
+          <w:tcPr>
+            <w:tcW w:type="dxa" w:w="2160"/>
+          </w:tcPr>
+          <w:p>
+            <w:r>
+              <w:t>572亿</w:t>
+            </w:r>
+          </w:p>
+        </w:tc>
+        <w:tc>
+          <w:tcPr>
+            <w:tcW w:type="dxa" w:w="2160"/>
+          </w:tcPr>
+          <w:p>
+            <w:r>
+              <w:t>22%</w:t>
             </w:r>
           </w:p>
         </w:tc>
@@ -504,37 +506,37 @@
           </w:tcPr>
           <w:p>
             <w:r>
-              <w:t>创亿信息有限公司</w:t>
-            </w:r>
-          </w:p>
-        </w:tc>
-        <w:tc>
-          <w:tcPr>
-            <w:tcW w:type="dxa" w:w="2160"/>
-          </w:tcPr>
-          <w:p>
-            <w:r>
-              <w:t>医疗科技</w:t>
-            </w:r>
-          </w:p>
-        </w:tc>
-        <w:tc>
-          <w:tcPr>
-            <w:tcW w:type="dxa" w:w="2160"/>
-          </w:tcPr>
-          <w:p>
-            <w:r>
-              <w:t>162亿</w:t>
-            </w:r>
-          </w:p>
-        </w:tc>
-        <w:tc>
-          <w:tcPr>
-            <w:tcW w:type="dxa" w:w="2160"/>
-          </w:tcPr>
-          <w:p>
-            <w:r>
-              <w:t>7%</w:t>
+              <w:t>毕博诚信息有限公司</w:t>
+            </w:r>
+          </w:p>
+        </w:tc>
+        <w:tc>
+          <w:tcPr>
+            <w:tcW w:type="dxa" w:w="2160"/>
+          </w:tcPr>
+          <w:p>
+            <w:r>
+              <w:t>机器人</w:t>
+            </w:r>
+          </w:p>
+        </w:tc>
+        <w:tc>
+          <w:tcPr>
+            <w:tcW w:type="dxa" w:w="2160"/>
+          </w:tcPr>
+          <w:p>
+            <w:r>
+              <w:t>272亿</w:t>
+            </w:r>
+          </w:p>
+        </w:tc>
+        <w:tc>
+          <w:tcPr>
+            <w:tcW w:type="dxa" w:w="2160"/>
+          </w:tcPr>
+          <w:p>
+            <w:r>
+              <w:t>20%</w:t>
             </w:r>
           </w:p>
         </w:tc>
@@ -546,37 +548,37 @@
           </w:tcPr>
           <w:p>
             <w:r>
-              <w:t>昊嘉网络有限公司</w:t>
-            </w:r>
-          </w:p>
-        </w:tc>
-        <w:tc>
-          <w:tcPr>
-            <w:tcW w:type="dxa" w:w="2160"/>
-          </w:tcPr>
-          <w:p>
-            <w:r>
-              <w:t>新能源</w:t>
-            </w:r>
-          </w:p>
-        </w:tc>
-        <w:tc>
-          <w:tcPr>
-            <w:tcW w:type="dxa" w:w="2160"/>
-          </w:tcPr>
-          <w:p>
-            <w:r>
-              <w:t>490亿</w:t>
-            </w:r>
-          </w:p>
-        </w:tc>
-        <w:tc>
-          <w:tcPr>
-            <w:tcW w:type="dxa" w:w="2160"/>
-          </w:tcPr>
-          <w:p>
-            <w:r>
-              <w:t>27%</w:t>
+              <w:t>艾提科信科技有限公司</w:t>
+            </w:r>
+          </w:p>
+        </w:tc>
+        <w:tc>
+          <w:tcPr>
+            <w:tcW w:type="dxa" w:w="2160"/>
+          </w:tcPr>
+          <w:p>
+            <w:r>
+              <w:t>云计算</w:t>
+            </w:r>
+          </w:p>
+        </w:tc>
+        <w:tc>
+          <w:tcPr>
+            <w:tcW w:type="dxa" w:w="2160"/>
+          </w:tcPr>
+          <w:p>
+            <w:r>
+              <w:t>650亿</w:t>
+            </w:r>
+          </w:p>
+        </w:tc>
+        <w:tc>
+          <w:tcPr>
+            <w:tcW w:type="dxa" w:w="2160"/>
+          </w:tcPr>
+          <w:p>
+            <w:r>
+              <w:t>9%</w:t>
             </w:r>
           </w:p>
         </w:tc>
@@ -588,37 +590,37 @@
           </w:tcPr>
           <w:p>
             <w:r>
-              <w:t>济南亿次元网络有限公司</w:t>
-            </w:r>
-          </w:p>
-        </w:tc>
-        <w:tc>
-          <w:tcPr>
-            <w:tcW w:type="dxa" w:w="2160"/>
-          </w:tcPr>
-          <w:p>
-            <w:r>
-              <w:t>机器人</w:t>
-            </w:r>
-          </w:p>
-        </w:tc>
-        <w:tc>
-          <w:tcPr>
-            <w:tcW w:type="dxa" w:w="2160"/>
-          </w:tcPr>
-          <w:p>
-            <w:r>
-              <w:t>304亿</w:t>
-            </w:r>
-          </w:p>
-        </w:tc>
-        <w:tc>
-          <w:tcPr>
-            <w:tcW w:type="dxa" w:w="2160"/>
-          </w:tcPr>
-          <w:p>
-            <w:r>
-              <w:t>27%</w:t>
+              <w:t>方正科技传媒有限公司</w:t>
+            </w:r>
+          </w:p>
+        </w:tc>
+        <w:tc>
+          <w:tcPr>
+            <w:tcW w:type="dxa" w:w="2160"/>
+          </w:tcPr>
+          <w:p>
+            <w:r>
+              <w:t>人工智能</w:t>
+            </w:r>
+          </w:p>
+        </w:tc>
+        <w:tc>
+          <w:tcPr>
+            <w:tcW w:type="dxa" w:w="2160"/>
+          </w:tcPr>
+          <w:p>
+            <w:r>
+              <w:t>141亿</w:t>
+            </w:r>
+          </w:p>
+        </w:tc>
+        <w:tc>
+          <w:tcPr>
+            <w:tcW w:type="dxa" w:w="2160"/>
+          </w:tcPr>
+          <w:p>
+            <w:r>
+              <w:t>9%</w:t>
             </w:r>
           </w:p>
         </w:tc>
@@ -630,37 +632,37 @@
           </w:tcPr>
           <w:p>
             <w:r>
-              <w:t>凌云网络有限公司</w:t>
-            </w:r>
-          </w:p>
-        </w:tc>
-        <w:tc>
-          <w:tcPr>
-            <w:tcW w:type="dxa" w:w="2160"/>
-          </w:tcPr>
-          <w:p>
-            <w:r>
-              <w:t>医疗科技</w:t>
-            </w:r>
-          </w:p>
-        </w:tc>
-        <w:tc>
-          <w:tcPr>
-            <w:tcW w:type="dxa" w:w="2160"/>
-          </w:tcPr>
-          <w:p>
-            <w:r>
-              <w:t>702亿</w:t>
-            </w:r>
-          </w:p>
-        </w:tc>
-        <w:tc>
-          <w:tcPr>
-            <w:tcW w:type="dxa" w:w="2160"/>
-          </w:tcPr>
-          <w:p>
-            <w:r>
-              <w:t>9%</w:t>
+              <w:t>天开科技有限公司</w:t>
+            </w:r>
+          </w:p>
+        </w:tc>
+        <w:tc>
+          <w:tcPr>
+            <w:tcW w:type="dxa" w:w="2160"/>
+          </w:tcPr>
+          <w:p>
+            <w:r>
+              <w:t>消费科技</w:t>
+            </w:r>
+          </w:p>
+        </w:tc>
+        <w:tc>
+          <w:tcPr>
+            <w:tcW w:type="dxa" w:w="2160"/>
+          </w:tcPr>
+          <w:p>
+            <w:r>
+              <w:t>768亿</w:t>
+            </w:r>
+          </w:p>
+        </w:tc>
+        <w:tc>
+          <w:tcPr>
+            <w:tcW w:type="dxa" w:w="2160"/>
+          </w:tcPr>
+          <w:p>
+            <w:r>
+              <w:t>30%</w:t>
             </w:r>
           </w:p>
         </w:tc>
@@ -672,37 +674,37 @@
           </w:tcPr>
           <w:p>
             <w:r>
-              <w:t>昂歌信息科技有限公司</w:t>
-            </w:r>
-          </w:p>
-        </w:tc>
-        <w:tc>
-          <w:tcPr>
-            <w:tcW w:type="dxa" w:w="2160"/>
-          </w:tcPr>
-          <w:p>
-            <w:r>
-              <w:t>消费科技</w:t>
-            </w:r>
-          </w:p>
-        </w:tc>
-        <w:tc>
-          <w:tcPr>
-            <w:tcW w:type="dxa" w:w="2160"/>
-          </w:tcPr>
-          <w:p>
-            <w:r>
-              <w:t>617亿</w:t>
-            </w:r>
-          </w:p>
-        </w:tc>
-        <w:tc>
-          <w:tcPr>
-            <w:tcW w:type="dxa" w:w="2160"/>
-          </w:tcPr>
-          <w:p>
-            <w:r>
-              <w:t>17%</w:t>
+              <w:t>联软网络有限公司</w:t>
+            </w:r>
+          </w:p>
+        </w:tc>
+        <w:tc>
+          <w:tcPr>
+            <w:tcW w:type="dxa" w:w="2160"/>
+          </w:tcPr>
+          <w:p>
+            <w:r>
+              <w:t>半导体</w:t>
+            </w:r>
+          </w:p>
+        </w:tc>
+        <w:tc>
+          <w:tcPr>
+            <w:tcW w:type="dxa" w:w="2160"/>
+          </w:tcPr>
+          <w:p>
+            <w:r>
+              <w:t>141亿</w:t>
+            </w:r>
+          </w:p>
+        </w:tc>
+        <w:tc>
+          <w:tcPr>
+            <w:tcW w:type="dxa" w:w="2160"/>
+          </w:tcPr>
+          <w:p>
+            <w:r>
+              <w:t>20%</w:t>
             </w:r>
           </w:p>
         </w:tc>
@@ -714,37 +716,37 @@
           </w:tcPr>
           <w:p>
             <w:r>
-              <w:t>快讯网络有限公司</w:t>
-            </w:r>
-          </w:p>
-        </w:tc>
-        <w:tc>
-          <w:tcPr>
-            <w:tcW w:type="dxa" w:w="2160"/>
-          </w:tcPr>
-          <w:p>
-            <w:r>
-              <w:t>新能源</w:t>
-            </w:r>
-          </w:p>
-        </w:tc>
-        <w:tc>
-          <w:tcPr>
-            <w:tcW w:type="dxa" w:w="2160"/>
-          </w:tcPr>
-          <w:p>
-            <w:r>
-              <w:t>570亿</w:t>
-            </w:r>
-          </w:p>
-        </w:tc>
-        <w:tc>
-          <w:tcPr>
-            <w:tcW w:type="dxa" w:w="2160"/>
-          </w:tcPr>
-          <w:p>
-            <w:r>
-              <w:t>18%</w:t>
+              <w:t>方正科技信息有限公司</w:t>
+            </w:r>
+          </w:p>
+        </w:tc>
+        <w:tc>
+          <w:tcPr>
+            <w:tcW w:type="dxa" w:w="2160"/>
+          </w:tcPr>
+          <w:p>
+            <w:r>
+              <w:t>消费科技</w:t>
+            </w:r>
+          </w:p>
+        </w:tc>
+        <w:tc>
+          <w:tcPr>
+            <w:tcW w:type="dxa" w:w="2160"/>
+          </w:tcPr>
+          <w:p>
+            <w:r>
+              <w:t>335亿</w:t>
+            </w:r>
+          </w:p>
+        </w:tc>
+        <w:tc>
+          <w:tcPr>
+            <w:tcW w:type="dxa" w:w="2160"/>
+          </w:tcPr>
+          <w:p>
+            <w:r>
+              <w:t>21%</w:t>
             </w:r>
           </w:p>
         </w:tc>
@@ -756,7 +758,7 @@
           </w:tcPr>
           <w:p>
             <w:r>
-              <w:t>和泰科技有限公司</w:t>
+              <w:t>方正科技传媒有限公司</w:t>
             </w:r>
           </w:p>
         </w:tc>
@@ -776,17 +778,17 @@
           </w:tcPr>
           <w:p>
             <w:r>
-              <w:t>491亿</w:t>
-            </w:r>
-          </w:p>
-        </w:tc>
-        <w:tc>
-          <w:tcPr>
-            <w:tcW w:type="dxa" w:w="2160"/>
-          </w:tcPr>
-          <w:p>
-            <w:r>
-              <w:t>10%</w:t>
+              <w:t>469亿</w:t>
+            </w:r>
+          </w:p>
+        </w:tc>
+        <w:tc>
+          <w:tcPr>
+            <w:tcW w:type="dxa" w:w="2160"/>
+          </w:tcPr>
+          <w:p>
+            <w:r>
+              <w:t>15%</w:t>
             </w:r>
           </w:p>
         </w:tc>
@@ -803,22 +805,44 @@
     <w:p>
       <w:r>
         <w:br/>
-        <w:t>风险管理部认为，人工智能 行业仍然面临若干</w:t>
+        <w:t>华辰资本旗下的 HC Alpha Growth Fund 在最近的资产配置会议中</w:t>
         <w:br/>
-        <w:t>不确定性因素，包括技术迭代风险、政策变化、</w:t>
+        <w:t>讨论了 人工智能 行业的投资机会，并对 巨奥传媒有限公司</w:t>
         <w:br/>
-        <w:t>以及市场竞争加剧等问题。</w:t>
+        <w:t>进行了重点评估。</w:t>
         <w:br/>
       </w:r>
     </w:p>
     <w:p>
       <w:r>
         <w:br/>
-        <w:t>鸿睿思博网络有限公司 是中国 新能源 行业的重要企业之一。</w:t>
+        <w:t>华辰资本旗下的 HC Energy Transition Fund 在最近的资产配置会议中</w:t>
         <w:br/>
-        <w:t>根据华辰资本 投资策略部 的研究，该公司成立于 2015 年，</w:t>
+        <w:t>讨论了 消费科技 行业的投资机会，并对 联软科技有限公司</w:t>
         <w:br/>
-        <w:t>目前员工规模约 1240 人。公司近年来持续加大研发投入，</w:t>
+        <w:t>进行了重点评估。</w:t>
+        <w:br/>
+      </w:r>
+    </w:p>
+    <w:p>
+      <w:r>
+        <w:br/>
+        <w:t>根据内部财务模型测算，富罳网络有限公司 在未来三年</w:t>
+        <w:br/>
+        <w:t>收入复合增长率预计可达到 26% 左右。</w:t>
+        <w:br/>
+        <w:t>该预测基于行业需求增长以及公司产能扩张计划。</w:t>
+        <w:br/>
+      </w:r>
+    </w:p>
+    <w:p>
+      <w:r>
+        <w:br/>
+        <w:t>方正科技传媒有限公司 是中国 人工智能 行业的重要企业之一。</w:t>
+        <w:br/>
+        <w:t>根据华辰资本 风险管理部 的研究，该公司成立于 2019 年，</w:t>
+        <w:br/>
+        <w:t>目前员工规模约 2043 人。公司近年来持续加大研发投入，</w:t>
         <w:br/>
         <w:t>在核心技术方面形成了较强的竞争壁垒。</w:t>
         <w:br/>
@@ -827,57 +851,31 @@
     <w:p>
       <w:r>
         <w:br/>
-        <w:t>从产业链角度看，医疗科技 行业主要由上游设备厂商、</w:t>
+        <w:t>华辰资本旗下的 HC Alpha Growth Fund 在最近的资产配置会议中</w:t>
         <w:br/>
-        <w:t>中游平台企业以及下游应用厂商组成。</w:t>
+        <w:t>讨论了 新能源 行业的投资机会，并对 富罳网络有限公司</w:t>
         <w:br/>
-        <w:t>雨林木风计算机网络有限公司 主要位于产业链的 下游 环节。</w:t>
+        <w:t>进行了重点评估。</w:t>
         <w:br/>
       </w:r>
     </w:p>
     <w:p>
       <w:r>
         <w:br/>
-        <w:t>易动力科技有限公司 是中国 云计算 行业的重要企业之一。</w:t>
+        <w:t>从产业链角度看，云计算 行业主要由上游设备厂商、</w:t>
         <w:br/>
-        <w:t>根据华辰资本 投资策略部 的研究，该公司成立于 2014 年，</w:t>
+        <w:t>中游平台企业以及下游应用厂商组成。</w:t>
         <w:br/>
-        <w:t>目前员工规模约 1450 人。公司近年来持续加大研发投入，</w:t>
-        <w:br/>
-        <w:t>在核心技术方面形成了较强的竞争壁垒。</w:t>
+        <w:t>泰麒麟网络有限公司 主要位于产业链的 上游 环节。</w:t>
         <w:br/>
       </w:r>
     </w:p>
     <w:p>
       <w:r>
         <w:br/>
-        <w:t>九方信息有限公司 是中国 新能源 行业的重要企业之一。</w:t>
+        <w:t>根据内部财务模型测算，恩悌网络有限公司 在未来三年</w:t>
         <w:br/>
-        <w:t>根据华辰资本 量化研究部 的研究，该公司成立于 2011 年，</w:t>
-        <w:br/>
-        <w:t>目前员工规模约 6198 人。公司近年来持续加大研发投入，</w:t>
-        <w:br/>
-        <w:t>在核心技术方面形成了较强的竞争壁垒。</w:t>
-        <w:br/>
-      </w:r>
-    </w:p>
-    <w:p>
-      <w:r>
-        <w:br/>
-        <w:t>风险管理部认为，云计算 行业仍然面临若干</w:t>
-        <w:br/>
-        <w:t>不确定性因素，包括技术迭代风险、政策变化、</w:t>
-        <w:br/>
-        <w:t>以及市场竞争加剧等问题。</w:t>
-        <w:br/>
-      </w:r>
-    </w:p>
-    <w:p>
-      <w:r>
-        <w:br/>
-        <w:t>根据内部财务模型测算，昊嘉网络有限公司 在未来三年</w:t>
-        <w:br/>
-        <w:t>收入复合增长率预计可达到 18% 左右。</w:t>
+        <w:t>收入复合增长率预计可达到 31% 左右。</w:t>
         <w:br/>
         <w:t>该预测基于行业需求增长以及公司产能扩张计划。</w:t>
         <w:br/>
@@ -886,11 +884,13 @@
     <w:p>
       <w:r>
         <w:br/>
-        <w:t>风险管理部认为，新能源 行业仍然面临若干</w:t>
+        <w:t>图龙信息传媒有限公司 是中国 机器人 行业的重要企业之一。</w:t>
         <w:br/>
-        <w:t>不确定性因素，包括技术迭代风险、政策变化、</w:t>
+        <w:t>根据华辰资本 投资策略部 的研究，该公司成立于 2007 年，</w:t>
         <w:br/>
-        <w:t>以及市场竞争加剧等问题。</w:t>
+        <w:t>目前员工规模约 2000 人。公司近年来持续加大研发投入，</w:t>
+        <w:br/>
+        <w:t>在核心技术方面形成了较强的竞争壁垒。</w:t>
         <w:br/>
       </w:r>
     </w:p>
@@ -954,37 +954,37 @@
           </w:tcPr>
           <w:p>
             <w:r>
-              <w:t>精芯科技有限公司</w:t>
-            </w:r>
-          </w:p>
-        </w:tc>
-        <w:tc>
-          <w:tcPr>
-            <w:tcW w:type="dxa" w:w="2160"/>
-          </w:tcPr>
-          <w:p>
-            <w:r>
-              <w:t>云计算</w:t>
-            </w:r>
-          </w:p>
-        </w:tc>
-        <w:tc>
-          <w:tcPr>
-            <w:tcW w:type="dxa" w:w="2160"/>
-          </w:tcPr>
-          <w:p>
-            <w:r>
-              <w:t>429亿</w:t>
-            </w:r>
-          </w:p>
-        </w:tc>
-        <w:tc>
-          <w:tcPr>
-            <w:tcW w:type="dxa" w:w="2160"/>
-          </w:tcPr>
-          <w:p>
-            <w:r>
-              <w:t>24%</w:t>
+              <w:t>巨奥传媒有限公司</w:t>
+            </w:r>
+          </w:p>
+        </w:tc>
+        <w:tc>
+          <w:tcPr>
+            <w:tcW w:type="dxa" w:w="2160"/>
+          </w:tcPr>
+          <w:p>
+            <w:r>
+              <w:t>人工智能</w:t>
+            </w:r>
+          </w:p>
+        </w:tc>
+        <w:tc>
+          <w:tcPr>
+            <w:tcW w:type="dxa" w:w="2160"/>
+          </w:tcPr>
+          <w:p>
+            <w:r>
+              <w:t>441亿</w:t>
+            </w:r>
+          </w:p>
+        </w:tc>
+        <w:tc>
+          <w:tcPr>
+            <w:tcW w:type="dxa" w:w="2160"/>
+          </w:tcPr>
+          <w:p>
+            <w:r>
+              <w:t>5%</w:t>
             </w:r>
           </w:p>
         </w:tc>
@@ -996,37 +996,37 @@
           </w:tcPr>
           <w:p>
             <w:r>
-              <w:t>昂歌信息科技有限公司</w:t>
-            </w:r>
-          </w:p>
-        </w:tc>
-        <w:tc>
-          <w:tcPr>
-            <w:tcW w:type="dxa" w:w="2160"/>
-          </w:tcPr>
-          <w:p>
-            <w:r>
-              <w:t>消费科技</w:t>
-            </w:r>
-          </w:p>
-        </w:tc>
-        <w:tc>
-          <w:tcPr>
-            <w:tcW w:type="dxa" w:w="2160"/>
-          </w:tcPr>
-          <w:p>
-            <w:r>
-              <w:t>318亿</w:t>
-            </w:r>
-          </w:p>
-        </w:tc>
-        <w:tc>
-          <w:tcPr>
-            <w:tcW w:type="dxa" w:w="2160"/>
-          </w:tcPr>
-          <w:p>
-            <w:r>
-              <w:t>17%</w:t>
+              <w:t>雨林木风计算机科技有限公司</w:t>
+            </w:r>
+          </w:p>
+        </w:tc>
+        <w:tc>
+          <w:tcPr>
+            <w:tcW w:type="dxa" w:w="2160"/>
+          </w:tcPr>
+          <w:p>
+            <w:r>
+              <w:t>半导体</w:t>
+            </w:r>
+          </w:p>
+        </w:tc>
+        <w:tc>
+          <w:tcPr>
+            <w:tcW w:type="dxa" w:w="2160"/>
+          </w:tcPr>
+          <w:p>
+            <w:r>
+              <w:t>763亿</w:t>
+            </w:r>
+          </w:p>
+        </w:tc>
+        <w:tc>
+          <w:tcPr>
+            <w:tcW w:type="dxa" w:w="2160"/>
+          </w:tcPr>
+          <w:p>
+            <w:r>
+              <w:t>24%</w:t>
             </w:r>
           </w:p>
         </w:tc>
@@ -1038,37 +1038,37 @@
           </w:tcPr>
           <w:p>
             <w:r>
-              <w:t>创联世纪科技有限公司</w:t>
-            </w:r>
-          </w:p>
-        </w:tc>
-        <w:tc>
-          <w:tcPr>
-            <w:tcW w:type="dxa" w:w="2160"/>
-          </w:tcPr>
-          <w:p>
-            <w:r>
-              <w:t>医疗科技</w:t>
-            </w:r>
-          </w:p>
-        </w:tc>
-        <w:tc>
-          <w:tcPr>
-            <w:tcW w:type="dxa" w:w="2160"/>
-          </w:tcPr>
-          <w:p>
-            <w:r>
-              <w:t>497亿</w:t>
-            </w:r>
-          </w:p>
-        </w:tc>
-        <w:tc>
-          <w:tcPr>
-            <w:tcW w:type="dxa" w:w="2160"/>
-          </w:tcPr>
-          <w:p>
-            <w:r>
-              <w:t>24%</w:t>
+              <w:t>惠派国际公司科技有限公司</w:t>
+            </w:r>
+          </w:p>
+        </w:tc>
+        <w:tc>
+          <w:tcPr>
+            <w:tcW w:type="dxa" w:w="2160"/>
+          </w:tcPr>
+          <w:p>
+            <w:r>
+              <w:t>人工智能</w:t>
+            </w:r>
+          </w:p>
+        </w:tc>
+        <w:tc>
+          <w:tcPr>
+            <w:tcW w:type="dxa" w:w="2160"/>
+          </w:tcPr>
+          <w:p>
+            <w:r>
+              <w:t>665亿</w:t>
+            </w:r>
+          </w:p>
+        </w:tc>
+        <w:tc>
+          <w:tcPr>
+            <w:tcW w:type="dxa" w:w="2160"/>
+          </w:tcPr>
+          <w:p>
+            <w:r>
+              <w:t>29%</w:t>
             </w:r>
           </w:p>
         </w:tc>
@@ -1080,37 +1080,37 @@
           </w:tcPr>
           <w:p>
             <w:r>
-              <w:t>迪摩科技有限公司</w:t>
-            </w:r>
-          </w:p>
-        </w:tc>
-        <w:tc>
-          <w:tcPr>
-            <w:tcW w:type="dxa" w:w="2160"/>
-          </w:tcPr>
-          <w:p>
-            <w:r>
-              <w:t>人工智能</w:t>
-            </w:r>
-          </w:p>
-        </w:tc>
-        <w:tc>
-          <w:tcPr>
-            <w:tcW w:type="dxa" w:w="2160"/>
-          </w:tcPr>
-          <w:p>
-            <w:r>
-              <w:t>175亿</w:t>
-            </w:r>
-          </w:p>
-        </w:tc>
-        <w:tc>
-          <w:tcPr>
-            <w:tcW w:type="dxa" w:w="2160"/>
-          </w:tcPr>
-          <w:p>
-            <w:r>
-              <w:t>18%</w:t>
+              <w:t>佳禾传媒有限公司</w:t>
+            </w:r>
+          </w:p>
+        </w:tc>
+        <w:tc>
+          <w:tcPr>
+            <w:tcW w:type="dxa" w:w="2160"/>
+          </w:tcPr>
+          <w:p>
+            <w:r>
+              <w:t>云计算</w:t>
+            </w:r>
+          </w:p>
+        </w:tc>
+        <w:tc>
+          <w:tcPr>
+            <w:tcW w:type="dxa" w:w="2160"/>
+          </w:tcPr>
+          <w:p>
+            <w:r>
+              <w:t>259亿</w:t>
+            </w:r>
+          </w:p>
+        </w:tc>
+        <w:tc>
+          <w:tcPr>
+            <w:tcW w:type="dxa" w:w="2160"/>
+          </w:tcPr>
+          <w:p>
+            <w:r>
+              <w:t>26%</w:t>
             </w:r>
           </w:p>
         </w:tc>
@@ -1122,7 +1122,7 @@
           </w:tcPr>
           <w:p>
             <w:r>
-              <w:t>南康网络有限公司</w:t>
+              <w:t>联软科技有限公司</w:t>
             </w:r>
           </w:p>
         </w:tc>
@@ -1142,17 +1142,17 @@
           </w:tcPr>
           <w:p>
             <w:r>
-              <w:t>564亿</w:t>
-            </w:r>
-          </w:p>
-        </w:tc>
-        <w:tc>
-          <w:tcPr>
-            <w:tcW w:type="dxa" w:w="2160"/>
-          </w:tcPr>
-          <w:p>
-            <w:r>
-              <w:t>5%</w:t>
+              <w:t>155亿</w:t>
+            </w:r>
+          </w:p>
+        </w:tc>
+        <w:tc>
+          <w:tcPr>
+            <w:tcW w:type="dxa" w:w="2160"/>
+          </w:tcPr>
+          <w:p>
+            <w:r>
+              <w:t>17%</w:t>
             </w:r>
           </w:p>
         </w:tc>
@@ -1164,7 +1164,7 @@
           </w:tcPr>
           <w:p>
             <w:r>
-              <w:t>东方峻景传媒有限公司</w:t>
+              <w:t>创汇传媒有限公司</w:t>
             </w:r>
           </w:p>
         </w:tc>
@@ -1184,17 +1184,17 @@
           </w:tcPr>
           <w:p>
             <w:r>
-              <w:t>341亿</w:t>
-            </w:r>
-          </w:p>
-        </w:tc>
-        <w:tc>
-          <w:tcPr>
-            <w:tcW w:type="dxa" w:w="2160"/>
-          </w:tcPr>
-          <w:p>
-            <w:r>
-              <w:t>28%</w:t>
+              <w:t>314亿</w:t>
+            </w:r>
+          </w:p>
+        </w:tc>
+        <w:tc>
+          <w:tcPr>
+            <w:tcW w:type="dxa" w:w="2160"/>
+          </w:tcPr>
+          <w:p>
+            <w:r>
+              <w:t>13%</w:t>
             </w:r>
           </w:p>
         </w:tc>
@@ -1206,37 +1206,37 @@
           </w:tcPr>
           <w:p>
             <w:r>
-              <w:t>九方网络有限公司</w:t>
-            </w:r>
-          </w:p>
-        </w:tc>
-        <w:tc>
-          <w:tcPr>
-            <w:tcW w:type="dxa" w:w="2160"/>
-          </w:tcPr>
-          <w:p>
-            <w:r>
-              <w:t>新能源</w:t>
-            </w:r>
-          </w:p>
-        </w:tc>
-        <w:tc>
-          <w:tcPr>
-            <w:tcW w:type="dxa" w:w="2160"/>
-          </w:tcPr>
-          <w:p>
-            <w:r>
-              <w:t>510亿</w:t>
-            </w:r>
-          </w:p>
-        </w:tc>
-        <w:tc>
-          <w:tcPr>
-            <w:tcW w:type="dxa" w:w="2160"/>
-          </w:tcPr>
-          <w:p>
-            <w:r>
-              <w:t>23%</w:t>
+              <w:t>创联世纪信息有限公司</w:t>
+            </w:r>
+          </w:p>
+        </w:tc>
+        <w:tc>
+          <w:tcPr>
+            <w:tcW w:type="dxa" w:w="2160"/>
+          </w:tcPr>
+          <w:p>
+            <w:r>
+              <w:t>云计算</w:t>
+            </w:r>
+          </w:p>
+        </w:tc>
+        <w:tc>
+          <w:tcPr>
+            <w:tcW w:type="dxa" w:w="2160"/>
+          </w:tcPr>
+          <w:p>
+            <w:r>
+              <w:t>583亿</w:t>
+            </w:r>
+          </w:p>
+        </w:tc>
+        <w:tc>
+          <w:tcPr>
+            <w:tcW w:type="dxa" w:w="2160"/>
+          </w:tcPr>
+          <w:p>
+            <w:r>
+              <w:t>8%</w:t>
             </w:r>
           </w:p>
         </w:tc>
@@ -1248,37 +1248,37 @@
           </w:tcPr>
           <w:p>
             <w:r>
-              <w:t>鸿睿思博信息有限公司</w:t>
-            </w:r>
-          </w:p>
-        </w:tc>
-        <w:tc>
-          <w:tcPr>
-            <w:tcW w:type="dxa" w:w="2160"/>
-          </w:tcPr>
-          <w:p>
-            <w:r>
-              <w:t>半导体</w:t>
-            </w:r>
-          </w:p>
-        </w:tc>
-        <w:tc>
-          <w:tcPr>
-            <w:tcW w:type="dxa" w:w="2160"/>
-          </w:tcPr>
-          <w:p>
-            <w:r>
-              <w:t>748亿</w:t>
-            </w:r>
-          </w:p>
-        </w:tc>
-        <w:tc>
-          <w:tcPr>
-            <w:tcW w:type="dxa" w:w="2160"/>
-          </w:tcPr>
-          <w:p>
-            <w:r>
-              <w:t>13%</w:t>
+              <w:t>惠派国际公司科技有限公司</w:t>
+            </w:r>
+          </w:p>
+        </w:tc>
+        <w:tc>
+          <w:tcPr>
+            <w:tcW w:type="dxa" w:w="2160"/>
+          </w:tcPr>
+          <w:p>
+            <w:r>
+              <w:t>人工智能</w:t>
+            </w:r>
+          </w:p>
+        </w:tc>
+        <w:tc>
+          <w:tcPr>
+            <w:tcW w:type="dxa" w:w="2160"/>
+          </w:tcPr>
+          <w:p>
+            <w:r>
+              <w:t>629亿</w:t>
+            </w:r>
+          </w:p>
+        </w:tc>
+        <w:tc>
+          <w:tcPr>
+            <w:tcW w:type="dxa" w:w="2160"/>
+          </w:tcPr>
+          <w:p>
+            <w:r>
+              <w:t>26%</w:t>
             </w:r>
           </w:p>
         </w:tc>
@@ -1290,37 +1290,37 @@
           </w:tcPr>
           <w:p>
             <w:r>
-              <w:t>创亿网络有限公司</w:t>
-            </w:r>
-          </w:p>
-        </w:tc>
-        <w:tc>
-          <w:tcPr>
-            <w:tcW w:type="dxa" w:w="2160"/>
-          </w:tcPr>
-          <w:p>
-            <w:r>
-              <w:t>云计算</w:t>
-            </w:r>
-          </w:p>
-        </w:tc>
-        <w:tc>
-          <w:tcPr>
-            <w:tcW w:type="dxa" w:w="2160"/>
-          </w:tcPr>
-          <w:p>
-            <w:r>
-              <w:t>741亿</w:t>
-            </w:r>
-          </w:p>
-        </w:tc>
-        <w:tc>
-          <w:tcPr>
-            <w:tcW w:type="dxa" w:w="2160"/>
-          </w:tcPr>
-          <w:p>
-            <w:r>
-              <w:t>14%</w:t>
+              <w:t>戴硕电子网络有限公司</w:t>
+            </w:r>
+          </w:p>
+        </w:tc>
+        <w:tc>
+          <w:tcPr>
+            <w:tcW w:type="dxa" w:w="2160"/>
+          </w:tcPr>
+          <w:p>
+            <w:r>
+              <w:t>新能源</w:t>
+            </w:r>
+          </w:p>
+        </w:tc>
+        <w:tc>
+          <w:tcPr>
+            <w:tcW w:type="dxa" w:w="2160"/>
+          </w:tcPr>
+          <w:p>
+            <w:r>
+              <w:t>624亿</w:t>
+            </w:r>
+          </w:p>
+        </w:tc>
+        <w:tc>
+          <w:tcPr>
+            <w:tcW w:type="dxa" w:w="2160"/>
+          </w:tcPr>
+          <w:p>
+            <w:r>
+              <w:t>29%</w:t>
             </w:r>
           </w:p>
         </w:tc>
@@ -1332,37 +1332,37 @@
           </w:tcPr>
           <w:p>
             <w:r>
-              <w:t>信诚致远传媒有限公司</w:t>
-            </w:r>
-          </w:p>
-        </w:tc>
-        <w:tc>
-          <w:tcPr>
-            <w:tcW w:type="dxa" w:w="2160"/>
-          </w:tcPr>
-          <w:p>
-            <w:r>
-              <w:t>人工智能</w:t>
-            </w:r>
-          </w:p>
-        </w:tc>
-        <w:tc>
-          <w:tcPr>
-            <w:tcW w:type="dxa" w:w="2160"/>
-          </w:tcPr>
-          <w:p>
-            <w:r>
-              <w:t>200亿</w:t>
-            </w:r>
-          </w:p>
-        </w:tc>
-        <w:tc>
-          <w:tcPr>
-            <w:tcW w:type="dxa" w:w="2160"/>
-          </w:tcPr>
-          <w:p>
-            <w:r>
-              <w:t>26%</w:t>
+              <w:t>通际名联网络有限公司</w:t>
+            </w:r>
+          </w:p>
+        </w:tc>
+        <w:tc>
+          <w:tcPr>
+            <w:tcW w:type="dxa" w:w="2160"/>
+          </w:tcPr>
+          <w:p>
+            <w:r>
+              <w:t>机器人</w:t>
+            </w:r>
+          </w:p>
+        </w:tc>
+        <w:tc>
+          <w:tcPr>
+            <w:tcW w:type="dxa" w:w="2160"/>
+          </w:tcPr>
+          <w:p>
+            <w:r>
+              <w:t>149亿</w:t>
+            </w:r>
+          </w:p>
+        </w:tc>
+        <w:tc>
+          <w:tcPr>
+            <w:tcW w:type="dxa" w:w="2160"/>
+          </w:tcPr>
+          <w:p>
+            <w:r>
+              <w:t>19%</w:t>
             </w:r>
           </w:p>
         </w:tc>
@@ -1374,37 +1374,37 @@
           </w:tcPr>
           <w:p>
             <w:r>
-              <w:t>万迅电脑网络有限公司</w:t>
-            </w:r>
-          </w:p>
-        </w:tc>
-        <w:tc>
-          <w:tcPr>
-            <w:tcW w:type="dxa" w:w="2160"/>
-          </w:tcPr>
-          <w:p>
-            <w:r>
-              <w:t>半导体</w:t>
-            </w:r>
-          </w:p>
-        </w:tc>
-        <w:tc>
-          <w:tcPr>
-            <w:tcW w:type="dxa" w:w="2160"/>
-          </w:tcPr>
-          <w:p>
-            <w:r>
-              <w:t>757亿</w:t>
-            </w:r>
-          </w:p>
-        </w:tc>
-        <w:tc>
-          <w:tcPr>
-            <w:tcW w:type="dxa" w:w="2160"/>
-          </w:tcPr>
-          <w:p>
-            <w:r>
-              <w:t>17%</w:t>
+              <w:t>华泰通安传媒有限公司</w:t>
+            </w:r>
+          </w:p>
+        </w:tc>
+        <w:tc>
+          <w:tcPr>
+            <w:tcW w:type="dxa" w:w="2160"/>
+          </w:tcPr>
+          <w:p>
+            <w:r>
+              <w:t>消费科技</w:t>
+            </w:r>
+          </w:p>
+        </w:tc>
+        <w:tc>
+          <w:tcPr>
+            <w:tcW w:type="dxa" w:w="2160"/>
+          </w:tcPr>
+          <w:p>
+            <w:r>
+              <w:t>392亿</w:t>
+            </w:r>
+          </w:p>
+        </w:tc>
+        <w:tc>
+          <w:tcPr>
+            <w:tcW w:type="dxa" w:w="2160"/>
+          </w:tcPr>
+          <w:p>
+            <w:r>
+              <w:t>12%</w:t>
             </w:r>
           </w:p>
         </w:tc>
@@ -1416,37 +1416,37 @@
           </w:tcPr>
           <w:p>
             <w:r>
-              <w:t>和泰科技有限公司</w:t>
-            </w:r>
-          </w:p>
-        </w:tc>
-        <w:tc>
-          <w:tcPr>
-            <w:tcW w:type="dxa" w:w="2160"/>
-          </w:tcPr>
-          <w:p>
-            <w:r>
-              <w:t>人工智能</w:t>
-            </w:r>
-          </w:p>
-        </w:tc>
-        <w:tc>
-          <w:tcPr>
-            <w:tcW w:type="dxa" w:w="2160"/>
-          </w:tcPr>
-          <w:p>
-            <w:r>
-              <w:t>688亿</w:t>
-            </w:r>
-          </w:p>
-        </w:tc>
-        <w:tc>
-          <w:tcPr>
-            <w:tcW w:type="dxa" w:w="2160"/>
-          </w:tcPr>
-          <w:p>
-            <w:r>
-              <w:t>7%</w:t>
+              <w:t>精芯信息有限公司</w:t>
+            </w:r>
+          </w:p>
+        </w:tc>
+        <w:tc>
+          <w:tcPr>
+            <w:tcW w:type="dxa" w:w="2160"/>
+          </w:tcPr>
+          <w:p>
+            <w:r>
+              <w:t>半导体</w:t>
+            </w:r>
+          </w:p>
+        </w:tc>
+        <w:tc>
+          <w:tcPr>
+            <w:tcW w:type="dxa" w:w="2160"/>
+          </w:tcPr>
+          <w:p>
+            <w:r>
+              <w:t>464亿</w:t>
+            </w:r>
+          </w:p>
+        </w:tc>
+        <w:tc>
+          <w:tcPr>
+            <w:tcW w:type="dxa" w:w="2160"/>
+          </w:tcPr>
+          <w:p>
+            <w:r>
+              <w:t>12%</w:t>
             </w:r>
           </w:p>
         </w:tc>
@@ -1458,7 +1458,7 @@
           </w:tcPr>
           <w:p>
             <w:r>
-              <w:t>易动力科技有限公司</w:t>
+              <w:t>佳禾传媒有限公司</w:t>
             </w:r>
           </w:p>
         </w:tc>
@@ -1478,17 +1478,17 @@
           </w:tcPr>
           <w:p>
             <w:r>
-              <w:t>107亿</w:t>
-            </w:r>
-          </w:p>
-        </w:tc>
-        <w:tc>
-          <w:tcPr>
-            <w:tcW w:type="dxa" w:w="2160"/>
-          </w:tcPr>
-          <w:p>
-            <w:r>
-              <w:t>9%</w:t>
+              <w:t>642亿</w:t>
+            </w:r>
+          </w:p>
+        </w:tc>
+        <w:tc>
+          <w:tcPr>
+            <w:tcW w:type="dxa" w:w="2160"/>
+          </w:tcPr>
+          <w:p>
+            <w:r>
+              <w:t>7%</w:t>
             </w:r>
           </w:p>
         </w:tc>
@@ -1500,37 +1500,37 @@
           </w:tcPr>
           <w:p>
             <w:r>
-              <w:t>新宇龙信息传媒有限公司</w:t>
-            </w:r>
-          </w:p>
-        </w:tc>
-        <w:tc>
-          <w:tcPr>
-            <w:tcW w:type="dxa" w:w="2160"/>
-          </w:tcPr>
-          <w:p>
-            <w:r>
-              <w:t>机器人</w:t>
-            </w:r>
-          </w:p>
-        </w:tc>
-        <w:tc>
-          <w:tcPr>
-            <w:tcW w:type="dxa" w:w="2160"/>
-          </w:tcPr>
-          <w:p>
-            <w:r>
-              <w:t>568亿</w:t>
-            </w:r>
-          </w:p>
-        </w:tc>
-        <w:tc>
-          <w:tcPr>
-            <w:tcW w:type="dxa" w:w="2160"/>
-          </w:tcPr>
-          <w:p>
-            <w:r>
-              <w:t>14%</w:t>
+              <w:t>信诚致远科技有限公司</w:t>
+            </w:r>
+          </w:p>
+        </w:tc>
+        <w:tc>
+          <w:tcPr>
+            <w:tcW w:type="dxa" w:w="2160"/>
+          </w:tcPr>
+          <w:p>
+            <w:r>
+              <w:t>云计算</w:t>
+            </w:r>
+          </w:p>
+        </w:tc>
+        <w:tc>
+          <w:tcPr>
+            <w:tcW w:type="dxa" w:w="2160"/>
+          </w:tcPr>
+          <w:p>
+            <w:r>
+              <w:t>250亿</w:t>
+            </w:r>
+          </w:p>
+        </w:tc>
+        <w:tc>
+          <w:tcPr>
+            <w:tcW w:type="dxa" w:w="2160"/>
+          </w:tcPr>
+          <w:p>
+            <w:r>
+              <w:t>5%</w:t>
             </w:r>
           </w:p>
         </w:tc>
@@ -1542,37 +1542,37 @@
           </w:tcPr>
           <w:p>
             <w:r>
-              <w:t>雨林木风计算机网络有限公司</w:t>
-            </w:r>
-          </w:p>
-        </w:tc>
-        <w:tc>
-          <w:tcPr>
-            <w:tcW w:type="dxa" w:w="2160"/>
-          </w:tcPr>
-          <w:p>
-            <w:r>
-              <w:t>医疗科技</w:t>
-            </w:r>
-          </w:p>
-        </w:tc>
-        <w:tc>
-          <w:tcPr>
-            <w:tcW w:type="dxa" w:w="2160"/>
-          </w:tcPr>
-          <w:p>
-            <w:r>
-              <w:t>593亿</w:t>
-            </w:r>
-          </w:p>
-        </w:tc>
-        <w:tc>
-          <w:tcPr>
-            <w:tcW w:type="dxa" w:w="2160"/>
-          </w:tcPr>
-          <w:p>
-            <w:r>
-              <w:t>12%</w:t>
+              <w:t>戴硕电子网络有限公司</w:t>
+            </w:r>
+          </w:p>
+        </w:tc>
+        <w:tc>
+          <w:tcPr>
+            <w:tcW w:type="dxa" w:w="2160"/>
+          </w:tcPr>
+          <w:p>
+            <w:r>
+              <w:t>新能源</w:t>
+            </w:r>
+          </w:p>
+        </w:tc>
+        <w:tc>
+          <w:tcPr>
+            <w:tcW w:type="dxa" w:w="2160"/>
+          </w:tcPr>
+          <w:p>
+            <w:r>
+              <w:t>747亿</w:t>
+            </w:r>
+          </w:p>
+        </w:tc>
+        <w:tc>
+          <w:tcPr>
+            <w:tcW w:type="dxa" w:w="2160"/>
+          </w:tcPr>
+          <w:p>
+            <w:r>
+              <w:t>14%</w:t>
             </w:r>
           </w:p>
         </w:tc>
@@ -1584,6 +1584,786 @@
       </w:pPr>
       <w:r>
         <w:t>行业分析 3</w:t>
+      </w:r>
+    </w:p>
+    <w:p>
+      <w:r>
+        <w:br/>
+        <w:t>华辰资本旗下的 HC Quant Arbitrage Fund 在最近的资产配置会议中</w:t>
+        <w:br/>
+        <w:t>讨论了 消费科技 行业的投资机会，并对 联软科技有限公司</w:t>
+        <w:br/>
+        <w:t>进行了重点评估。</w:t>
+        <w:br/>
+      </w:r>
+    </w:p>
+    <w:p>
+      <w:r>
+        <w:br/>
+        <w:t>从产业链角度看，消费科技 行业主要由上游设备厂商、</w:t>
+        <w:br/>
+        <w:t>中游平台企业以及下游应用厂商组成。</w:t>
+        <w:br/>
+        <w:t>昂歌信息信息有限公司 主要位于产业链的 下游 环节。</w:t>
+        <w:br/>
+      </w:r>
+    </w:p>
+    <w:p>
+      <w:r>
+        <w:br/>
+        <w:t>根据内部财务模型测算，飞利信科技有限公司 在未来三年</w:t>
+        <w:br/>
+        <w:t>收入复合增长率预计可达到 12% 左右。</w:t>
+        <w:br/>
+        <w:t>该预测基于行业需求增长以及公司产能扩张计划。</w:t>
+        <w:br/>
+      </w:r>
+    </w:p>
+    <w:p>
+      <w:r>
+        <w:br/>
+        <w:t>从产业链角度看，消费科技 行业主要由上游设备厂商、</w:t>
+        <w:br/>
+        <w:t>中游平台企业以及下游应用厂商组成。</w:t>
+        <w:br/>
+        <w:t>方正科技信息有限公司 主要位于产业链的 中游 环节。</w:t>
+        <w:br/>
+      </w:r>
+    </w:p>
+    <w:p>
+      <w:r>
+        <w:br/>
+        <w:t>根据内部财务模型测算，创联世纪信息有限公司 在未来三年</w:t>
+        <w:br/>
+        <w:t>收入复合增长率预计可达到 35% 左右。</w:t>
+        <w:br/>
+        <w:t>该预测基于行业需求增长以及公司产能扩张计划。</w:t>
+        <w:br/>
+      </w:r>
+    </w:p>
+    <w:p>
+      <w:r>
+        <w:br/>
+        <w:t>根据内部财务模型测算，联软网络有限公司 在未来三年</w:t>
+        <w:br/>
+        <w:t>收入复合增长率预计可达到 30% 左右。</w:t>
+        <w:br/>
+        <w:t>该预测基于行业需求增长以及公司产能扩张计划。</w:t>
+        <w:br/>
+      </w:r>
+    </w:p>
+    <w:p>
+      <w:r>
+        <w:br/>
+        <w:t>华辰资本旗下的 HC Quant Arbitrage Fund 在最近的资产配置会议中</w:t>
+        <w:br/>
+        <w:t>讨论了 机器人 行业的投资机会，并对 图龙信息传媒有限公司</w:t>
+        <w:br/>
+        <w:t>进行了重点评估。</w:t>
+        <w:br/>
+      </w:r>
+    </w:p>
+    <w:p>
+      <w:r>
+        <w:br/>
+        <w:t>根据内部财务模型测算，泰麒麟网络有限公司 在未来三年</w:t>
+        <w:br/>
+        <w:t>收入复合增长率预计可达到 11% 左右。</w:t>
+        <w:br/>
+        <w:t>该预测基于行业需求增长以及公司产能扩张计划。</w:t>
+        <w:br/>
+      </w:r>
+    </w:p>
+    <w:tbl>
+      <w:tblPr>
+        <w:tblW w:type="auto" w:w="0"/>
+        <w:tblLook w:firstColumn="1" w:firstRow="1" w:lastColumn="0" w:lastRow="0" w:noHBand="0" w:noVBand="1" w:val="04A0"/>
+      </w:tblPr>
+      <w:tblGrid>
+        <w:gridCol w:w="2160"/>
+        <w:gridCol w:w="2160"/>
+        <w:gridCol w:w="2160"/>
+        <w:gridCol w:w="2160"/>
+      </w:tblGrid>
+      <w:tr>
+        <w:tc>
+          <w:tcPr>
+            <w:tcW w:type="dxa" w:w="2160"/>
+          </w:tcPr>
+          <w:p>
+            <w:r>
+              <w:t>公司</w:t>
+            </w:r>
+          </w:p>
+        </w:tc>
+        <w:tc>
+          <w:tcPr>
+            <w:tcW w:type="dxa" w:w="2160"/>
+          </w:tcPr>
+          <w:p>
+            <w:r>
+              <w:t>行业</w:t>
+            </w:r>
+          </w:p>
+        </w:tc>
+        <w:tc>
+          <w:tcPr>
+            <w:tcW w:type="dxa" w:w="2160"/>
+          </w:tcPr>
+          <w:p>
+            <w:r>
+              <w:t>市值</w:t>
+            </w:r>
+          </w:p>
+        </w:tc>
+        <w:tc>
+          <w:tcPr>
+            <w:tcW w:type="dxa" w:w="2160"/>
+          </w:tcPr>
+          <w:p>
+            <w:r>
+              <w:t>增长率</w:t>
+            </w:r>
+          </w:p>
+        </w:tc>
+      </w:tr>
+      <w:tr>
+        <w:tc>
+          <w:tcPr>
+            <w:tcW w:type="dxa" w:w="2160"/>
+          </w:tcPr>
+          <w:p>
+            <w:r>
+              <w:t>毕博诚信息有限公司</w:t>
+            </w:r>
+          </w:p>
+        </w:tc>
+        <w:tc>
+          <w:tcPr>
+            <w:tcW w:type="dxa" w:w="2160"/>
+          </w:tcPr>
+          <w:p>
+            <w:r>
+              <w:t>机器人</w:t>
+            </w:r>
+          </w:p>
+        </w:tc>
+        <w:tc>
+          <w:tcPr>
+            <w:tcW w:type="dxa" w:w="2160"/>
+          </w:tcPr>
+          <w:p>
+            <w:r>
+              <w:t>609亿</w:t>
+            </w:r>
+          </w:p>
+        </w:tc>
+        <w:tc>
+          <w:tcPr>
+            <w:tcW w:type="dxa" w:w="2160"/>
+          </w:tcPr>
+          <w:p>
+            <w:r>
+              <w:t>25%</w:t>
+            </w:r>
+          </w:p>
+        </w:tc>
+      </w:tr>
+      <w:tr>
+        <w:tc>
+          <w:tcPr>
+            <w:tcW w:type="dxa" w:w="2160"/>
+          </w:tcPr>
+          <w:p>
+            <w:r>
+              <w:t>华成育卓传媒有限公司</w:t>
+            </w:r>
+          </w:p>
+        </w:tc>
+        <w:tc>
+          <w:tcPr>
+            <w:tcW w:type="dxa" w:w="2160"/>
+          </w:tcPr>
+          <w:p>
+            <w:r>
+              <w:t>人工智能</w:t>
+            </w:r>
+          </w:p>
+        </w:tc>
+        <w:tc>
+          <w:tcPr>
+            <w:tcW w:type="dxa" w:w="2160"/>
+          </w:tcPr>
+          <w:p>
+            <w:r>
+              <w:t>264亿</w:t>
+            </w:r>
+          </w:p>
+        </w:tc>
+        <w:tc>
+          <w:tcPr>
+            <w:tcW w:type="dxa" w:w="2160"/>
+          </w:tcPr>
+          <w:p>
+            <w:r>
+              <w:t>26%</w:t>
+            </w:r>
+          </w:p>
+        </w:tc>
+      </w:tr>
+      <w:tr>
+        <w:tc>
+          <w:tcPr>
+            <w:tcW w:type="dxa" w:w="2160"/>
+          </w:tcPr>
+          <w:p>
+            <w:r>
+              <w:t>良诺科技有限公司</w:t>
+            </w:r>
+          </w:p>
+        </w:tc>
+        <w:tc>
+          <w:tcPr>
+            <w:tcW w:type="dxa" w:w="2160"/>
+          </w:tcPr>
+          <w:p>
+            <w:r>
+              <w:t>云计算</w:t>
+            </w:r>
+          </w:p>
+        </w:tc>
+        <w:tc>
+          <w:tcPr>
+            <w:tcW w:type="dxa" w:w="2160"/>
+          </w:tcPr>
+          <w:p>
+            <w:r>
+              <w:t>145亿</w:t>
+            </w:r>
+          </w:p>
+        </w:tc>
+        <w:tc>
+          <w:tcPr>
+            <w:tcW w:type="dxa" w:w="2160"/>
+          </w:tcPr>
+          <w:p>
+            <w:r>
+              <w:t>23%</w:t>
+            </w:r>
+          </w:p>
+        </w:tc>
+      </w:tr>
+      <w:tr>
+        <w:tc>
+          <w:tcPr>
+            <w:tcW w:type="dxa" w:w="2160"/>
+          </w:tcPr>
+          <w:p>
+            <w:r>
+              <w:t>浦华众城网络有限公司</w:t>
+            </w:r>
+          </w:p>
+        </w:tc>
+        <w:tc>
+          <w:tcPr>
+            <w:tcW w:type="dxa" w:w="2160"/>
+          </w:tcPr>
+          <w:p>
+            <w:r>
+              <w:t>新能源</w:t>
+            </w:r>
+          </w:p>
+        </w:tc>
+        <w:tc>
+          <w:tcPr>
+            <w:tcW w:type="dxa" w:w="2160"/>
+          </w:tcPr>
+          <w:p>
+            <w:r>
+              <w:t>494亿</w:t>
+            </w:r>
+          </w:p>
+        </w:tc>
+        <w:tc>
+          <w:tcPr>
+            <w:tcW w:type="dxa" w:w="2160"/>
+          </w:tcPr>
+          <w:p>
+            <w:r>
+              <w:t>29%</w:t>
+            </w:r>
+          </w:p>
+        </w:tc>
+      </w:tr>
+      <w:tr>
+        <w:tc>
+          <w:tcPr>
+            <w:tcW w:type="dxa" w:w="2160"/>
+          </w:tcPr>
+          <w:p>
+            <w:r>
+              <w:t>恩悌网络有限公司</w:t>
+            </w:r>
+          </w:p>
+        </w:tc>
+        <w:tc>
+          <w:tcPr>
+            <w:tcW w:type="dxa" w:w="2160"/>
+          </w:tcPr>
+          <w:p>
+            <w:r>
+              <w:t>新能源</w:t>
+            </w:r>
+          </w:p>
+        </w:tc>
+        <w:tc>
+          <w:tcPr>
+            <w:tcW w:type="dxa" w:w="2160"/>
+          </w:tcPr>
+          <w:p>
+            <w:r>
+              <w:t>702亿</w:t>
+            </w:r>
+          </w:p>
+        </w:tc>
+        <w:tc>
+          <w:tcPr>
+            <w:tcW w:type="dxa" w:w="2160"/>
+          </w:tcPr>
+          <w:p>
+            <w:r>
+              <w:t>15%</w:t>
+            </w:r>
+          </w:p>
+        </w:tc>
+      </w:tr>
+      <w:tr>
+        <w:tc>
+          <w:tcPr>
+            <w:tcW w:type="dxa" w:w="2160"/>
+          </w:tcPr>
+          <w:p>
+            <w:r>
+              <w:t>通际名联科技有限公司</w:t>
+            </w:r>
+          </w:p>
+        </w:tc>
+        <w:tc>
+          <w:tcPr>
+            <w:tcW w:type="dxa" w:w="2160"/>
+          </w:tcPr>
+          <w:p>
+            <w:r>
+              <w:t>人工智能</w:t>
+            </w:r>
+          </w:p>
+        </w:tc>
+        <w:tc>
+          <w:tcPr>
+            <w:tcW w:type="dxa" w:w="2160"/>
+          </w:tcPr>
+          <w:p>
+            <w:r>
+              <w:t>711亿</w:t>
+            </w:r>
+          </w:p>
+        </w:tc>
+        <w:tc>
+          <w:tcPr>
+            <w:tcW w:type="dxa" w:w="2160"/>
+          </w:tcPr>
+          <w:p>
+            <w:r>
+              <w:t>13%</w:t>
+            </w:r>
+          </w:p>
+        </w:tc>
+      </w:tr>
+      <w:tr>
+        <w:tc>
+          <w:tcPr>
+            <w:tcW w:type="dxa" w:w="2160"/>
+          </w:tcPr>
+          <w:p>
+            <w:r>
+              <w:t>泰麒麟网络有限公司</w:t>
+            </w:r>
+          </w:p>
+        </w:tc>
+        <w:tc>
+          <w:tcPr>
+            <w:tcW w:type="dxa" w:w="2160"/>
+          </w:tcPr>
+          <w:p>
+            <w:r>
+              <w:t>云计算</w:t>
+            </w:r>
+          </w:p>
+        </w:tc>
+        <w:tc>
+          <w:tcPr>
+            <w:tcW w:type="dxa" w:w="2160"/>
+          </w:tcPr>
+          <w:p>
+            <w:r>
+              <w:t>702亿</w:t>
+            </w:r>
+          </w:p>
+        </w:tc>
+        <w:tc>
+          <w:tcPr>
+            <w:tcW w:type="dxa" w:w="2160"/>
+          </w:tcPr>
+          <w:p>
+            <w:r>
+              <w:t>21%</w:t>
+            </w:r>
+          </w:p>
+        </w:tc>
+      </w:tr>
+      <w:tr>
+        <w:tc>
+          <w:tcPr>
+            <w:tcW w:type="dxa" w:w="2160"/>
+          </w:tcPr>
+          <w:p>
+            <w:r>
+              <w:t>恩悌网络有限公司</w:t>
+            </w:r>
+          </w:p>
+        </w:tc>
+        <w:tc>
+          <w:tcPr>
+            <w:tcW w:type="dxa" w:w="2160"/>
+          </w:tcPr>
+          <w:p>
+            <w:r>
+              <w:t>新能源</w:t>
+            </w:r>
+          </w:p>
+        </w:tc>
+        <w:tc>
+          <w:tcPr>
+            <w:tcW w:type="dxa" w:w="2160"/>
+          </w:tcPr>
+          <w:p>
+            <w:r>
+              <w:t>791亿</w:t>
+            </w:r>
+          </w:p>
+        </w:tc>
+        <w:tc>
+          <w:tcPr>
+            <w:tcW w:type="dxa" w:w="2160"/>
+          </w:tcPr>
+          <w:p>
+            <w:r>
+              <w:t>6%</w:t>
+            </w:r>
+          </w:p>
+        </w:tc>
+      </w:tr>
+      <w:tr>
+        <w:tc>
+          <w:tcPr>
+            <w:tcW w:type="dxa" w:w="2160"/>
+          </w:tcPr>
+          <w:p>
+            <w:r>
+              <w:t>华泰通安网络有限公司</w:t>
+            </w:r>
+          </w:p>
+        </w:tc>
+        <w:tc>
+          <w:tcPr>
+            <w:tcW w:type="dxa" w:w="2160"/>
+          </w:tcPr>
+          <w:p>
+            <w:r>
+              <w:t>半导体</w:t>
+            </w:r>
+          </w:p>
+        </w:tc>
+        <w:tc>
+          <w:tcPr>
+            <w:tcW w:type="dxa" w:w="2160"/>
+          </w:tcPr>
+          <w:p>
+            <w:r>
+              <w:t>139亿</w:t>
+            </w:r>
+          </w:p>
+        </w:tc>
+        <w:tc>
+          <w:tcPr>
+            <w:tcW w:type="dxa" w:w="2160"/>
+          </w:tcPr>
+          <w:p>
+            <w:r>
+              <w:t>6%</w:t>
+            </w:r>
+          </w:p>
+        </w:tc>
+      </w:tr>
+      <w:tr>
+        <w:tc>
+          <w:tcPr>
+            <w:tcW w:type="dxa" w:w="2160"/>
+          </w:tcPr>
+          <w:p>
+            <w:r>
+              <w:t>联通时科传媒有限公司</w:t>
+            </w:r>
+          </w:p>
+        </w:tc>
+        <w:tc>
+          <w:tcPr>
+            <w:tcW w:type="dxa" w:w="2160"/>
+          </w:tcPr>
+          <w:p>
+            <w:r>
+              <w:t>消费科技</w:t>
+            </w:r>
+          </w:p>
+        </w:tc>
+        <w:tc>
+          <w:tcPr>
+            <w:tcW w:type="dxa" w:w="2160"/>
+          </w:tcPr>
+          <w:p>
+            <w:r>
+              <w:t>151亿</w:t>
+            </w:r>
+          </w:p>
+        </w:tc>
+        <w:tc>
+          <w:tcPr>
+            <w:tcW w:type="dxa" w:w="2160"/>
+          </w:tcPr>
+          <w:p>
+            <w:r>
+              <w:t>27%</w:t>
+            </w:r>
+          </w:p>
+        </w:tc>
+      </w:tr>
+      <w:tr>
+        <w:tc>
+          <w:tcPr>
+            <w:tcW w:type="dxa" w:w="2160"/>
+          </w:tcPr>
+          <w:p>
+            <w:r>
+              <w:t>信诚致远科技有限公司</w:t>
+            </w:r>
+          </w:p>
+        </w:tc>
+        <w:tc>
+          <w:tcPr>
+            <w:tcW w:type="dxa" w:w="2160"/>
+          </w:tcPr>
+          <w:p>
+            <w:r>
+              <w:t>云计算</w:t>
+            </w:r>
+          </w:p>
+        </w:tc>
+        <w:tc>
+          <w:tcPr>
+            <w:tcW w:type="dxa" w:w="2160"/>
+          </w:tcPr>
+          <w:p>
+            <w:r>
+              <w:t>572亿</w:t>
+            </w:r>
+          </w:p>
+        </w:tc>
+        <w:tc>
+          <w:tcPr>
+            <w:tcW w:type="dxa" w:w="2160"/>
+          </w:tcPr>
+          <w:p>
+            <w:r>
+              <w:t>27%</w:t>
+            </w:r>
+          </w:p>
+        </w:tc>
+      </w:tr>
+      <w:tr>
+        <w:tc>
+          <w:tcPr>
+            <w:tcW w:type="dxa" w:w="2160"/>
+          </w:tcPr>
+          <w:p>
+            <w:r>
+              <w:t>飞海科技传媒有限公司</w:t>
+            </w:r>
+          </w:p>
+        </w:tc>
+        <w:tc>
+          <w:tcPr>
+            <w:tcW w:type="dxa" w:w="2160"/>
+          </w:tcPr>
+          <w:p>
+            <w:r>
+              <w:t>消费科技</w:t>
+            </w:r>
+          </w:p>
+        </w:tc>
+        <w:tc>
+          <w:tcPr>
+            <w:tcW w:type="dxa" w:w="2160"/>
+          </w:tcPr>
+          <w:p>
+            <w:r>
+              <w:t>658亿</w:t>
+            </w:r>
+          </w:p>
+        </w:tc>
+        <w:tc>
+          <w:tcPr>
+            <w:tcW w:type="dxa" w:w="2160"/>
+          </w:tcPr>
+          <w:p>
+            <w:r>
+              <w:t>10%</w:t>
+            </w:r>
+          </w:p>
+        </w:tc>
+      </w:tr>
+      <w:tr>
+        <w:tc>
+          <w:tcPr>
+            <w:tcW w:type="dxa" w:w="2160"/>
+          </w:tcPr>
+          <w:p>
+            <w:r>
+              <w:t>浦华众城网络有限公司</w:t>
+            </w:r>
+          </w:p>
+        </w:tc>
+        <w:tc>
+          <w:tcPr>
+            <w:tcW w:type="dxa" w:w="2160"/>
+          </w:tcPr>
+          <w:p>
+            <w:r>
+              <w:t>新能源</w:t>
+            </w:r>
+          </w:p>
+        </w:tc>
+        <w:tc>
+          <w:tcPr>
+            <w:tcW w:type="dxa" w:w="2160"/>
+          </w:tcPr>
+          <w:p>
+            <w:r>
+              <w:t>188亿</w:t>
+            </w:r>
+          </w:p>
+        </w:tc>
+        <w:tc>
+          <w:tcPr>
+            <w:tcW w:type="dxa" w:w="2160"/>
+          </w:tcPr>
+          <w:p>
+            <w:r>
+              <w:t>21%</w:t>
+            </w:r>
+          </w:p>
+        </w:tc>
+      </w:tr>
+      <w:tr>
+        <w:tc>
+          <w:tcPr>
+            <w:tcW w:type="dxa" w:w="2160"/>
+          </w:tcPr>
+          <w:p>
+            <w:r>
+              <w:t>鑫博腾飞信息有限公司</w:t>
+            </w:r>
+          </w:p>
+        </w:tc>
+        <w:tc>
+          <w:tcPr>
+            <w:tcW w:type="dxa" w:w="2160"/>
+          </w:tcPr>
+          <w:p>
+            <w:r>
+              <w:t>消费科技</w:t>
+            </w:r>
+          </w:p>
+        </w:tc>
+        <w:tc>
+          <w:tcPr>
+            <w:tcW w:type="dxa" w:w="2160"/>
+          </w:tcPr>
+          <w:p>
+            <w:r>
+              <w:t>447亿</w:t>
+            </w:r>
+          </w:p>
+        </w:tc>
+        <w:tc>
+          <w:tcPr>
+            <w:tcW w:type="dxa" w:w="2160"/>
+          </w:tcPr>
+          <w:p>
+            <w:r>
+              <w:t>20%</w:t>
+            </w:r>
+          </w:p>
+        </w:tc>
+      </w:tr>
+      <w:tr>
+        <w:tc>
+          <w:tcPr>
+            <w:tcW w:type="dxa" w:w="2160"/>
+          </w:tcPr>
+          <w:p>
+            <w:r>
+              <w:t>雨林木风计算机科技有限公司</w:t>
+            </w:r>
+          </w:p>
+        </w:tc>
+        <w:tc>
+          <w:tcPr>
+            <w:tcW w:type="dxa" w:w="2160"/>
+          </w:tcPr>
+          <w:p>
+            <w:r>
+              <w:t>半导体</w:t>
+            </w:r>
+          </w:p>
+        </w:tc>
+        <w:tc>
+          <w:tcPr>
+            <w:tcW w:type="dxa" w:w="2160"/>
+          </w:tcPr>
+          <w:p>
+            <w:r>
+              <w:t>671亿</w:t>
+            </w:r>
+          </w:p>
+        </w:tc>
+        <w:tc>
+          <w:tcPr>
+            <w:tcW w:type="dxa" w:w="2160"/>
+          </w:tcPr>
+          <w:p>
+            <w:r>
+              <w:t>15%</w:t>
+            </w:r>
+          </w:p>
+        </w:tc>
+      </w:tr>
+    </w:tbl>
+    <w:p>
+      <w:pPr>
+        <w:pStyle w:val="Heading1"/>
+      </w:pPr>
+      <w:r>
+        <w:t>行业分析 4</w:t>
       </w:r>
     </w:p>
     <w:p>
@@ -1602,7 +2382,7 @@
         <w:br/>
         <w:t>华辰资本旗下的 HC Alpha Growth Fund 在最近的资产配置会议中</w:t>
         <w:br/>
-        <w:t>讨论了 新能源 行业的投资机会，并对 快讯网络有限公司</w:t>
+        <w:t>讨论了 人工智能 行业的投资机会，并对 飞利信科技有限公司</w:t>
         <w:br/>
         <w:t>进行了重点评估。</w:t>
         <w:br/>
@@ -1615,38 +2395,778 @@
         <w:br/>
         <w:t>中游平台企业以及下游应用厂商组成。</w:t>
         <w:br/>
-        <w:t>创亿信息有限公司 主要位于产业链的 下游 环节。</w:t>
+        <w:t>九方传媒有限公司 主要位于产业链的 上游 环节。</w:t>
         <w:br/>
       </w:r>
     </w:p>
     <w:p>
       <w:r>
         <w:br/>
-        <w:t>从产业链角度看，半导体 行业主要由上游设备厂商、</w:t>
+        <w:t>从产业链角度看，云计算 行业主要由上游设备厂商、</w:t>
         <w:br/>
         <w:t>中游平台企业以及下游应用厂商组成。</w:t>
         <w:br/>
-        <w:t>万迅电脑网络有限公司 主要位于产业链的 下游 环节。</w:t>
+        <w:t>良诺科技有限公司 主要位于产业链的 中游 环节。</w:t>
         <w:br/>
       </w:r>
     </w:p>
     <w:p>
       <w:r>
         <w:br/>
-        <w:t>根据内部财务模型测算，易动力科技有限公司 在未来三年</w:t>
+        <w:t>华辰资本旗下的 HC Energy Transition Fund 在最近的资产配置会议中</w:t>
         <w:br/>
-        <w:t>收入复合增长率预计可达到 29% 左右。</w:t>
+        <w:t>讨论了 医疗科技 行业的投资机会，并对 华成育卓科技有限公司</w:t>
         <w:br/>
-        <w:t>该预测基于行业需求增长以及公司产能扩张计划。</w:t>
+        <w:t>进行了重点评估。</w:t>
         <w:br/>
       </w:r>
     </w:p>
     <w:p>
       <w:r>
         <w:br/>
-        <w:t>根据内部财务模型测算，精芯科技有限公司 在未来三年</w:t>
+        <w:t>华辰资本旗下的 HC AI Innovation Fund 在最近的资产配置会议中</w:t>
         <w:br/>
-        <w:t>收入复合增长率预计可达到 27% 左右。</w:t>
+        <w:t>讨论了 云计算 行业的投资机会，并对 泰麒麟网络有限公司</w:t>
+        <w:br/>
+        <w:t>进行了重点评估。</w:t>
+        <w:br/>
+      </w:r>
+    </w:p>
+    <w:p>
+      <w:r>
+        <w:br/>
+        <w:t>昂歌信息信息有限公司 是中国 消费科技 行业的重要企业之一。</w:t>
+        <w:br/>
+        <w:t>根据华辰资本 投资策略部 的研究，该公司成立于 2010 年，</w:t>
+        <w:br/>
+        <w:t>目前员工规模约 7892 人。公司近年来持续加大研发投入，</w:t>
+        <w:br/>
+        <w:t>在核心技术方面形成了较强的竞争壁垒。</w:t>
+        <w:br/>
+      </w:r>
+    </w:p>
+    <w:p>
+      <w:r>
+        <w:br/>
+        <w:t>信诚致远科技有限公司 是中国 云计算 行业的重要企业之一。</w:t>
+        <w:br/>
+        <w:t>根据华辰资本 投资策略部 的研究，该公司成立于 2014 年，</w:t>
+        <w:br/>
+        <w:t>目前员工规模约 1360 人。公司近年来持续加大研发投入，</w:t>
+        <w:br/>
+        <w:t>在核心技术方面形成了较强的竞争壁垒。</w:t>
+        <w:br/>
+      </w:r>
+    </w:p>
+    <w:tbl>
+      <w:tblPr>
+        <w:tblW w:type="auto" w:w="0"/>
+        <w:tblLook w:firstColumn="1" w:firstRow="1" w:lastColumn="0" w:lastRow="0" w:noHBand="0" w:noVBand="1" w:val="04A0"/>
+      </w:tblPr>
+      <w:tblGrid>
+        <w:gridCol w:w="2160"/>
+        <w:gridCol w:w="2160"/>
+        <w:gridCol w:w="2160"/>
+        <w:gridCol w:w="2160"/>
+      </w:tblGrid>
+      <w:tr>
+        <w:tc>
+          <w:tcPr>
+            <w:tcW w:type="dxa" w:w="2160"/>
+          </w:tcPr>
+          <w:p>
+            <w:r>
+              <w:t>公司</w:t>
+            </w:r>
+          </w:p>
+        </w:tc>
+        <w:tc>
+          <w:tcPr>
+            <w:tcW w:type="dxa" w:w="2160"/>
+          </w:tcPr>
+          <w:p>
+            <w:r>
+              <w:t>行业</w:t>
+            </w:r>
+          </w:p>
+        </w:tc>
+        <w:tc>
+          <w:tcPr>
+            <w:tcW w:type="dxa" w:w="2160"/>
+          </w:tcPr>
+          <w:p>
+            <w:r>
+              <w:t>市值</w:t>
+            </w:r>
+          </w:p>
+        </w:tc>
+        <w:tc>
+          <w:tcPr>
+            <w:tcW w:type="dxa" w:w="2160"/>
+          </w:tcPr>
+          <w:p>
+            <w:r>
+              <w:t>增长率</w:t>
+            </w:r>
+          </w:p>
+        </w:tc>
+      </w:tr>
+      <w:tr>
+        <w:tc>
+          <w:tcPr>
+            <w:tcW w:type="dxa" w:w="2160"/>
+          </w:tcPr>
+          <w:p>
+            <w:r>
+              <w:t>华泰通安网络有限公司</w:t>
+            </w:r>
+          </w:p>
+        </w:tc>
+        <w:tc>
+          <w:tcPr>
+            <w:tcW w:type="dxa" w:w="2160"/>
+          </w:tcPr>
+          <w:p>
+            <w:r>
+              <w:t>半导体</w:t>
+            </w:r>
+          </w:p>
+        </w:tc>
+        <w:tc>
+          <w:tcPr>
+            <w:tcW w:type="dxa" w:w="2160"/>
+          </w:tcPr>
+          <w:p>
+            <w:r>
+              <w:t>175亿</w:t>
+            </w:r>
+          </w:p>
+        </w:tc>
+        <w:tc>
+          <w:tcPr>
+            <w:tcW w:type="dxa" w:w="2160"/>
+          </w:tcPr>
+          <w:p>
+            <w:r>
+              <w:t>28%</w:t>
+            </w:r>
+          </w:p>
+        </w:tc>
+      </w:tr>
+      <w:tr>
+        <w:tc>
+          <w:tcPr>
+            <w:tcW w:type="dxa" w:w="2160"/>
+          </w:tcPr>
+          <w:p>
+            <w:r>
+              <w:t>信诚致远科技有限公司</w:t>
+            </w:r>
+          </w:p>
+        </w:tc>
+        <w:tc>
+          <w:tcPr>
+            <w:tcW w:type="dxa" w:w="2160"/>
+          </w:tcPr>
+          <w:p>
+            <w:r>
+              <w:t>云计算</w:t>
+            </w:r>
+          </w:p>
+        </w:tc>
+        <w:tc>
+          <w:tcPr>
+            <w:tcW w:type="dxa" w:w="2160"/>
+          </w:tcPr>
+          <w:p>
+            <w:r>
+              <w:t>349亿</w:t>
+            </w:r>
+          </w:p>
+        </w:tc>
+        <w:tc>
+          <w:tcPr>
+            <w:tcW w:type="dxa" w:w="2160"/>
+          </w:tcPr>
+          <w:p>
+            <w:r>
+              <w:t>6%</w:t>
+            </w:r>
+          </w:p>
+        </w:tc>
+      </w:tr>
+      <w:tr>
+        <w:tc>
+          <w:tcPr>
+            <w:tcW w:type="dxa" w:w="2160"/>
+          </w:tcPr>
+          <w:p>
+            <w:r>
+              <w:t>昊嘉科技有限公司</w:t>
+            </w:r>
+          </w:p>
+        </w:tc>
+        <w:tc>
+          <w:tcPr>
+            <w:tcW w:type="dxa" w:w="2160"/>
+          </w:tcPr>
+          <w:p>
+            <w:r>
+              <w:t>医疗科技</w:t>
+            </w:r>
+          </w:p>
+        </w:tc>
+        <w:tc>
+          <w:tcPr>
+            <w:tcW w:type="dxa" w:w="2160"/>
+          </w:tcPr>
+          <w:p>
+            <w:r>
+              <w:t>518亿</w:t>
+            </w:r>
+          </w:p>
+        </w:tc>
+        <w:tc>
+          <w:tcPr>
+            <w:tcW w:type="dxa" w:w="2160"/>
+          </w:tcPr>
+          <w:p>
+            <w:r>
+              <w:t>30%</w:t>
+            </w:r>
+          </w:p>
+        </w:tc>
+      </w:tr>
+      <w:tr>
+        <w:tc>
+          <w:tcPr>
+            <w:tcW w:type="dxa" w:w="2160"/>
+          </w:tcPr>
+          <w:p>
+            <w:r>
+              <w:t>雨林木风计算机科技有限公司</w:t>
+            </w:r>
+          </w:p>
+        </w:tc>
+        <w:tc>
+          <w:tcPr>
+            <w:tcW w:type="dxa" w:w="2160"/>
+          </w:tcPr>
+          <w:p>
+            <w:r>
+              <w:t>半导体</w:t>
+            </w:r>
+          </w:p>
+        </w:tc>
+        <w:tc>
+          <w:tcPr>
+            <w:tcW w:type="dxa" w:w="2160"/>
+          </w:tcPr>
+          <w:p>
+            <w:r>
+              <w:t>438亿</w:t>
+            </w:r>
+          </w:p>
+        </w:tc>
+        <w:tc>
+          <w:tcPr>
+            <w:tcW w:type="dxa" w:w="2160"/>
+          </w:tcPr>
+          <w:p>
+            <w:r>
+              <w:t>17%</w:t>
+            </w:r>
+          </w:p>
+        </w:tc>
+      </w:tr>
+      <w:tr>
+        <w:tc>
+          <w:tcPr>
+            <w:tcW w:type="dxa" w:w="2160"/>
+          </w:tcPr>
+          <w:p>
+            <w:r>
+              <w:t>明腾传媒有限公司</w:t>
+            </w:r>
+          </w:p>
+        </w:tc>
+        <w:tc>
+          <w:tcPr>
+            <w:tcW w:type="dxa" w:w="2160"/>
+          </w:tcPr>
+          <w:p>
+            <w:r>
+              <w:t>人工智能</w:t>
+            </w:r>
+          </w:p>
+        </w:tc>
+        <w:tc>
+          <w:tcPr>
+            <w:tcW w:type="dxa" w:w="2160"/>
+          </w:tcPr>
+          <w:p>
+            <w:r>
+              <w:t>506亿</w:t>
+            </w:r>
+          </w:p>
+        </w:tc>
+        <w:tc>
+          <w:tcPr>
+            <w:tcW w:type="dxa" w:w="2160"/>
+          </w:tcPr>
+          <w:p>
+            <w:r>
+              <w:t>12%</w:t>
+            </w:r>
+          </w:p>
+        </w:tc>
+      </w:tr>
+      <w:tr>
+        <w:tc>
+          <w:tcPr>
+            <w:tcW w:type="dxa" w:w="2160"/>
+          </w:tcPr>
+          <w:p>
+            <w:r>
+              <w:t>昂歌信息信息有限公司</w:t>
+            </w:r>
+          </w:p>
+        </w:tc>
+        <w:tc>
+          <w:tcPr>
+            <w:tcW w:type="dxa" w:w="2160"/>
+          </w:tcPr>
+          <w:p>
+            <w:r>
+              <w:t>消费科技</w:t>
+            </w:r>
+          </w:p>
+        </w:tc>
+        <w:tc>
+          <w:tcPr>
+            <w:tcW w:type="dxa" w:w="2160"/>
+          </w:tcPr>
+          <w:p>
+            <w:r>
+              <w:t>148亿</w:t>
+            </w:r>
+          </w:p>
+        </w:tc>
+        <w:tc>
+          <w:tcPr>
+            <w:tcW w:type="dxa" w:w="2160"/>
+          </w:tcPr>
+          <w:p>
+            <w:r>
+              <w:t>26%</w:t>
+            </w:r>
+          </w:p>
+        </w:tc>
+      </w:tr>
+      <w:tr>
+        <w:tc>
+          <w:tcPr>
+            <w:tcW w:type="dxa" w:w="2160"/>
+          </w:tcPr>
+          <w:p>
+            <w:r>
+              <w:t>方正科技传媒有限公司</w:t>
+            </w:r>
+          </w:p>
+        </w:tc>
+        <w:tc>
+          <w:tcPr>
+            <w:tcW w:type="dxa" w:w="2160"/>
+          </w:tcPr>
+          <w:p>
+            <w:r>
+              <w:t>人工智能</w:t>
+            </w:r>
+          </w:p>
+        </w:tc>
+        <w:tc>
+          <w:tcPr>
+            <w:tcW w:type="dxa" w:w="2160"/>
+          </w:tcPr>
+          <w:p>
+            <w:r>
+              <w:t>169亿</w:t>
+            </w:r>
+          </w:p>
+        </w:tc>
+        <w:tc>
+          <w:tcPr>
+            <w:tcW w:type="dxa" w:w="2160"/>
+          </w:tcPr>
+          <w:p>
+            <w:r>
+              <w:t>23%</w:t>
+            </w:r>
+          </w:p>
+        </w:tc>
+      </w:tr>
+      <w:tr>
+        <w:tc>
+          <w:tcPr>
+            <w:tcW w:type="dxa" w:w="2160"/>
+          </w:tcPr>
+          <w:p>
+            <w:r>
+              <w:t>鑫博腾飞信息有限公司</w:t>
+            </w:r>
+          </w:p>
+        </w:tc>
+        <w:tc>
+          <w:tcPr>
+            <w:tcW w:type="dxa" w:w="2160"/>
+          </w:tcPr>
+          <w:p>
+            <w:r>
+              <w:t>消费科技</w:t>
+            </w:r>
+          </w:p>
+        </w:tc>
+        <w:tc>
+          <w:tcPr>
+            <w:tcW w:type="dxa" w:w="2160"/>
+          </w:tcPr>
+          <w:p>
+            <w:r>
+              <w:t>180亿</w:t>
+            </w:r>
+          </w:p>
+        </w:tc>
+        <w:tc>
+          <w:tcPr>
+            <w:tcW w:type="dxa" w:w="2160"/>
+          </w:tcPr>
+          <w:p>
+            <w:r>
+              <w:t>23%</w:t>
+            </w:r>
+          </w:p>
+        </w:tc>
+      </w:tr>
+      <w:tr>
+        <w:tc>
+          <w:tcPr>
+            <w:tcW w:type="dxa" w:w="2160"/>
+          </w:tcPr>
+          <w:p>
+            <w:r>
+              <w:t>佳禾传媒有限公司</w:t>
+            </w:r>
+          </w:p>
+        </w:tc>
+        <w:tc>
+          <w:tcPr>
+            <w:tcW w:type="dxa" w:w="2160"/>
+          </w:tcPr>
+          <w:p>
+            <w:r>
+              <w:t>云计算</w:t>
+            </w:r>
+          </w:p>
+        </w:tc>
+        <w:tc>
+          <w:tcPr>
+            <w:tcW w:type="dxa" w:w="2160"/>
+          </w:tcPr>
+          <w:p>
+            <w:r>
+              <w:t>289亿</w:t>
+            </w:r>
+          </w:p>
+        </w:tc>
+        <w:tc>
+          <w:tcPr>
+            <w:tcW w:type="dxa" w:w="2160"/>
+          </w:tcPr>
+          <w:p>
+            <w:r>
+              <w:t>6%</w:t>
+            </w:r>
+          </w:p>
+        </w:tc>
+      </w:tr>
+      <w:tr>
+        <w:tc>
+          <w:tcPr>
+            <w:tcW w:type="dxa" w:w="2160"/>
+          </w:tcPr>
+          <w:p>
+            <w:r>
+              <w:t>通际名联科技有限公司</w:t>
+            </w:r>
+          </w:p>
+        </w:tc>
+        <w:tc>
+          <w:tcPr>
+            <w:tcW w:type="dxa" w:w="2160"/>
+          </w:tcPr>
+          <w:p>
+            <w:r>
+              <w:t>人工智能</w:t>
+            </w:r>
+          </w:p>
+        </w:tc>
+        <w:tc>
+          <w:tcPr>
+            <w:tcW w:type="dxa" w:w="2160"/>
+          </w:tcPr>
+          <w:p>
+            <w:r>
+              <w:t>706亿</w:t>
+            </w:r>
+          </w:p>
+        </w:tc>
+        <w:tc>
+          <w:tcPr>
+            <w:tcW w:type="dxa" w:w="2160"/>
+          </w:tcPr>
+          <w:p>
+            <w:r>
+              <w:t>9%</w:t>
+            </w:r>
+          </w:p>
+        </w:tc>
+      </w:tr>
+      <w:tr>
+        <w:tc>
+          <w:tcPr>
+            <w:tcW w:type="dxa" w:w="2160"/>
+          </w:tcPr>
+          <w:p>
+            <w:r>
+              <w:t>创联世纪信息有限公司</w:t>
+            </w:r>
+          </w:p>
+        </w:tc>
+        <w:tc>
+          <w:tcPr>
+            <w:tcW w:type="dxa" w:w="2160"/>
+          </w:tcPr>
+          <w:p>
+            <w:r>
+              <w:t>云计算</w:t>
+            </w:r>
+          </w:p>
+        </w:tc>
+        <w:tc>
+          <w:tcPr>
+            <w:tcW w:type="dxa" w:w="2160"/>
+          </w:tcPr>
+          <w:p>
+            <w:r>
+              <w:t>190亿</w:t>
+            </w:r>
+          </w:p>
+        </w:tc>
+        <w:tc>
+          <w:tcPr>
+            <w:tcW w:type="dxa" w:w="2160"/>
+          </w:tcPr>
+          <w:p>
+            <w:r>
+              <w:t>14%</w:t>
+            </w:r>
+          </w:p>
+        </w:tc>
+      </w:tr>
+      <w:tr>
+        <w:tc>
+          <w:tcPr>
+            <w:tcW w:type="dxa" w:w="2160"/>
+          </w:tcPr>
+          <w:p>
+            <w:r>
+              <w:t>华成育卓传媒有限公司</w:t>
+            </w:r>
+          </w:p>
+        </w:tc>
+        <w:tc>
+          <w:tcPr>
+            <w:tcW w:type="dxa" w:w="2160"/>
+          </w:tcPr>
+          <w:p>
+            <w:r>
+              <w:t>人工智能</w:t>
+            </w:r>
+          </w:p>
+        </w:tc>
+        <w:tc>
+          <w:tcPr>
+            <w:tcW w:type="dxa" w:w="2160"/>
+          </w:tcPr>
+          <w:p>
+            <w:r>
+              <w:t>137亿</w:t>
+            </w:r>
+          </w:p>
+        </w:tc>
+        <w:tc>
+          <w:tcPr>
+            <w:tcW w:type="dxa" w:w="2160"/>
+          </w:tcPr>
+          <w:p>
+            <w:r>
+              <w:t>10%</w:t>
+            </w:r>
+          </w:p>
+        </w:tc>
+      </w:tr>
+      <w:tr>
+        <w:tc>
+          <w:tcPr>
+            <w:tcW w:type="dxa" w:w="2160"/>
+          </w:tcPr>
+          <w:p>
+            <w:r>
+              <w:t>雨林木风计算机科技有限公司</w:t>
+            </w:r>
+          </w:p>
+        </w:tc>
+        <w:tc>
+          <w:tcPr>
+            <w:tcW w:type="dxa" w:w="2160"/>
+          </w:tcPr>
+          <w:p>
+            <w:r>
+              <w:t>半导体</w:t>
+            </w:r>
+          </w:p>
+        </w:tc>
+        <w:tc>
+          <w:tcPr>
+            <w:tcW w:type="dxa" w:w="2160"/>
+          </w:tcPr>
+          <w:p>
+            <w:r>
+              <w:t>743亿</w:t>
+            </w:r>
+          </w:p>
+        </w:tc>
+        <w:tc>
+          <w:tcPr>
+            <w:tcW w:type="dxa" w:w="2160"/>
+          </w:tcPr>
+          <w:p>
+            <w:r>
+              <w:t>28%</w:t>
+            </w:r>
+          </w:p>
+        </w:tc>
+      </w:tr>
+      <w:tr>
+        <w:tc>
+          <w:tcPr>
+            <w:tcW w:type="dxa" w:w="2160"/>
+          </w:tcPr>
+          <w:p>
+            <w:r>
+              <w:t>新格林耐特网络有限公司</w:t>
+            </w:r>
+          </w:p>
+        </w:tc>
+        <w:tc>
+          <w:tcPr>
+            <w:tcW w:type="dxa" w:w="2160"/>
+          </w:tcPr>
+          <w:p>
+            <w:r>
+              <w:t>人工智能</w:t>
+            </w:r>
+          </w:p>
+        </w:tc>
+        <w:tc>
+          <w:tcPr>
+            <w:tcW w:type="dxa" w:w="2160"/>
+          </w:tcPr>
+          <w:p>
+            <w:r>
+              <w:t>246亿</w:t>
+            </w:r>
+          </w:p>
+        </w:tc>
+        <w:tc>
+          <w:tcPr>
+            <w:tcW w:type="dxa" w:w="2160"/>
+          </w:tcPr>
+          <w:p>
+            <w:r>
+              <w:t>21%</w:t>
+            </w:r>
+          </w:p>
+        </w:tc>
+      </w:tr>
+      <w:tr>
+        <w:tc>
+          <w:tcPr>
+            <w:tcW w:type="dxa" w:w="2160"/>
+          </w:tcPr>
+          <w:p>
+            <w:r>
+              <w:t>昊嘉科技有限公司</w:t>
+            </w:r>
+          </w:p>
+        </w:tc>
+        <w:tc>
+          <w:tcPr>
+            <w:tcW w:type="dxa" w:w="2160"/>
+          </w:tcPr>
+          <w:p>
+            <w:r>
+              <w:t>医疗科技</w:t>
+            </w:r>
+          </w:p>
+        </w:tc>
+        <w:tc>
+          <w:tcPr>
+            <w:tcW w:type="dxa" w:w="2160"/>
+          </w:tcPr>
+          <w:p>
+            <w:r>
+              <w:t>198亿</w:t>
+            </w:r>
+          </w:p>
+        </w:tc>
+        <w:tc>
+          <w:tcPr>
+            <w:tcW w:type="dxa" w:w="2160"/>
+          </w:tcPr>
+          <w:p>
+            <w:r>
+              <w:t>6%</w:t>
+            </w:r>
+          </w:p>
+        </w:tc>
+      </w:tr>
+    </w:tbl>
+    <w:p>
+      <w:pPr>
+        <w:pStyle w:val="Heading1"/>
+      </w:pPr>
+      <w:r>
+        <w:t>行业分析 5</w:t>
+      </w:r>
+    </w:p>
+    <w:p>
+      <w:r>
+        <w:br/>
+        <w:t>华辰资本旗下的 HC Alpha Growth Fund 在最近的资产配置会议中</w:t>
+        <w:br/>
+        <w:t>讨论了 机器人 行业的投资机会，并对 图龙信息传媒有限公司</w:t>
+        <w:br/>
+        <w:t>进行了重点评估。</w:t>
+        <w:br/>
+      </w:r>
+    </w:p>
+    <w:p>
+      <w:r>
+        <w:br/>
+        <w:t>根据内部财务模型测算，惠派国际公司科技有限公司 在未来三年</w:t>
+        <w:br/>
+        <w:t>收入复合增长率预计可达到 22% 左右。</w:t>
         <w:br/>
         <w:t>该预测基于行业需求增长以及公司产能扩张计划。</w:t>
         <w:br/>
@@ -1666,13 +3186,57 @@
     <w:p>
       <w:r>
         <w:br/>
-        <w:t>创亿网络有限公司 是中国 云计算 行业的重要企业之一。</w:t>
+        <w:t>从产业链角度看，半导体 行业主要由上游设备厂商、</w:t>
         <w:br/>
-        <w:t>根据华辰资本 投资策略部 的研究，该公司成立于 2010 年，</w:t>
+        <w:t>中游平台企业以及下游应用厂商组成。</w:t>
         <w:br/>
-        <w:t>目前员工规模约 4041 人。公司近年来持续加大研发投入，</w:t>
+        <w:t>雨林木风计算机科技有限公司 主要位于产业链的 下游 环节。</w:t>
+        <w:br/>
+      </w:r>
+    </w:p>
+    <w:p>
+      <w:r>
+        <w:br/>
+        <w:t>华辰资本旗下的 HC Alpha Growth Fund 在最近的资产配置会议中</w:t>
+        <w:br/>
+        <w:t>讨论了 半导体 行业的投资机会，并对 雨林木风计算机科技有限公司</w:t>
+        <w:br/>
+        <w:t>进行了重点评估。</w:t>
+        <w:br/>
+      </w:r>
+    </w:p>
+    <w:p>
+      <w:r>
+        <w:br/>
+        <w:t>从产业链角度看，人工智能 行业主要由上游设备厂商、</w:t>
+        <w:br/>
+        <w:t>中游平台企业以及下游应用厂商组成。</w:t>
+        <w:br/>
+        <w:t>华成育卓传媒有限公司 主要位于产业链的 下游 环节。</w:t>
+        <w:br/>
+      </w:r>
+    </w:p>
+    <w:p>
+      <w:r>
+        <w:br/>
+        <w:t>佳禾传媒有限公司 是中国 云计算 行业的重要企业之一。</w:t>
+        <w:br/>
+        <w:t>根据华辰资本 量化研究部 的研究，该公司成立于 2016 年，</w:t>
+        <w:br/>
+        <w:t>目前员工规模约 3802 人。公司近年来持续加大研发投入，</w:t>
         <w:br/>
         <w:t>在核心技术方面形成了较强的竞争壁垒。</w:t>
+        <w:br/>
+      </w:r>
+    </w:p>
+    <w:p>
+      <w:r>
+        <w:br/>
+        <w:t>从产业链角度看，半导体 行业主要由上游设备厂商、</w:t>
+        <w:br/>
+        <w:t>中游平台企业以及下游应用厂商组成。</w:t>
+        <w:br/>
+        <w:t>联软网络有限公司 主要位于产业链的 上游 环节。</w:t>
         <w:br/>
       </w:r>
     </w:p>
@@ -1736,37 +3300,37 @@
           </w:tcPr>
           <w:p>
             <w:r>
-              <w:t>立信电子网络有限公司</w:t>
-            </w:r>
-          </w:p>
-        </w:tc>
-        <w:tc>
-          <w:tcPr>
-            <w:tcW w:type="dxa" w:w="2160"/>
-          </w:tcPr>
-          <w:p>
-            <w:r>
-              <w:t>云计算</w:t>
-            </w:r>
-          </w:p>
-        </w:tc>
-        <w:tc>
-          <w:tcPr>
-            <w:tcW w:type="dxa" w:w="2160"/>
-          </w:tcPr>
-          <w:p>
-            <w:r>
-              <w:t>104亿</w:t>
-            </w:r>
-          </w:p>
-        </w:tc>
-        <w:tc>
-          <w:tcPr>
-            <w:tcW w:type="dxa" w:w="2160"/>
-          </w:tcPr>
-          <w:p>
-            <w:r>
-              <w:t>17%</w:t>
+              <w:t>迪摩信息有限公司</w:t>
+            </w:r>
+          </w:p>
+        </w:tc>
+        <w:tc>
+          <w:tcPr>
+            <w:tcW w:type="dxa" w:w="2160"/>
+          </w:tcPr>
+          <w:p>
+            <w:r>
+              <w:t>医疗科技</w:t>
+            </w:r>
+          </w:p>
+        </w:tc>
+        <w:tc>
+          <w:tcPr>
+            <w:tcW w:type="dxa" w:w="2160"/>
+          </w:tcPr>
+          <w:p>
+            <w:r>
+              <w:t>284亿</w:t>
+            </w:r>
+          </w:p>
+        </w:tc>
+        <w:tc>
+          <w:tcPr>
+            <w:tcW w:type="dxa" w:w="2160"/>
+          </w:tcPr>
+          <w:p>
+            <w:r>
+              <w:t>28%</w:t>
             </w:r>
           </w:p>
         </w:tc>
@@ -1778,37 +3342,37 @@
           </w:tcPr>
           <w:p>
             <w:r>
-              <w:t>创联世纪科技有限公司</w:t>
-            </w:r>
-          </w:p>
-        </w:tc>
-        <w:tc>
-          <w:tcPr>
-            <w:tcW w:type="dxa" w:w="2160"/>
-          </w:tcPr>
-          <w:p>
-            <w:r>
-              <w:t>医疗科技</w:t>
-            </w:r>
-          </w:p>
-        </w:tc>
-        <w:tc>
-          <w:tcPr>
-            <w:tcW w:type="dxa" w:w="2160"/>
-          </w:tcPr>
-          <w:p>
-            <w:r>
-              <w:t>206亿</w:t>
-            </w:r>
-          </w:p>
-        </w:tc>
-        <w:tc>
-          <w:tcPr>
-            <w:tcW w:type="dxa" w:w="2160"/>
-          </w:tcPr>
-          <w:p>
-            <w:r>
-              <w:t>7%</w:t>
+              <w:t>华成育卓传媒有限公司</w:t>
+            </w:r>
+          </w:p>
+        </w:tc>
+        <w:tc>
+          <w:tcPr>
+            <w:tcW w:type="dxa" w:w="2160"/>
+          </w:tcPr>
+          <w:p>
+            <w:r>
+              <w:t>人工智能</w:t>
+            </w:r>
+          </w:p>
+        </w:tc>
+        <w:tc>
+          <w:tcPr>
+            <w:tcW w:type="dxa" w:w="2160"/>
+          </w:tcPr>
+          <w:p>
+            <w:r>
+              <w:t>400亿</w:t>
+            </w:r>
+          </w:p>
+        </w:tc>
+        <w:tc>
+          <w:tcPr>
+            <w:tcW w:type="dxa" w:w="2160"/>
+          </w:tcPr>
+          <w:p>
+            <w:r>
+              <w:t>24%</w:t>
             </w:r>
           </w:p>
         </w:tc>
@@ -1820,37 +3384,37 @@
           </w:tcPr>
           <w:p>
             <w:r>
-              <w:t>创联世纪科技有限公司</w:t>
-            </w:r>
-          </w:p>
-        </w:tc>
-        <w:tc>
-          <w:tcPr>
-            <w:tcW w:type="dxa" w:w="2160"/>
-          </w:tcPr>
-          <w:p>
-            <w:r>
-              <w:t>医疗科技</w:t>
-            </w:r>
-          </w:p>
-        </w:tc>
-        <w:tc>
-          <w:tcPr>
-            <w:tcW w:type="dxa" w:w="2160"/>
-          </w:tcPr>
-          <w:p>
-            <w:r>
-              <w:t>220亿</w:t>
-            </w:r>
-          </w:p>
-        </w:tc>
-        <w:tc>
-          <w:tcPr>
-            <w:tcW w:type="dxa" w:w="2160"/>
-          </w:tcPr>
-          <w:p>
-            <w:r>
-              <w:t>28%</w:t>
+              <w:t>昂歌信息信息有限公司</w:t>
+            </w:r>
+          </w:p>
+        </w:tc>
+        <w:tc>
+          <w:tcPr>
+            <w:tcW w:type="dxa" w:w="2160"/>
+          </w:tcPr>
+          <w:p>
+            <w:r>
+              <w:t>消费科技</w:t>
+            </w:r>
+          </w:p>
+        </w:tc>
+        <w:tc>
+          <w:tcPr>
+            <w:tcW w:type="dxa" w:w="2160"/>
+          </w:tcPr>
+          <w:p>
+            <w:r>
+              <w:t>732亿</w:t>
+            </w:r>
+          </w:p>
+        </w:tc>
+        <w:tc>
+          <w:tcPr>
+            <w:tcW w:type="dxa" w:w="2160"/>
+          </w:tcPr>
+          <w:p>
+            <w:r>
+              <w:t>23%</w:t>
             </w:r>
           </w:p>
         </w:tc>
@@ -1862,37 +3426,37 @@
           </w:tcPr>
           <w:p>
             <w:r>
-              <w:t>和泰科技有限公司</w:t>
-            </w:r>
-          </w:p>
-        </w:tc>
-        <w:tc>
-          <w:tcPr>
-            <w:tcW w:type="dxa" w:w="2160"/>
-          </w:tcPr>
-          <w:p>
-            <w:r>
-              <w:t>人工智能</w:t>
-            </w:r>
-          </w:p>
-        </w:tc>
-        <w:tc>
-          <w:tcPr>
-            <w:tcW w:type="dxa" w:w="2160"/>
-          </w:tcPr>
-          <w:p>
-            <w:r>
-              <w:t>182亿</w:t>
-            </w:r>
-          </w:p>
-        </w:tc>
-        <w:tc>
-          <w:tcPr>
-            <w:tcW w:type="dxa" w:w="2160"/>
-          </w:tcPr>
-          <w:p>
-            <w:r>
-              <w:t>25%</w:t>
+              <w:t>中建创业科技有限公司</w:t>
+            </w:r>
+          </w:p>
+        </w:tc>
+        <w:tc>
+          <w:tcPr>
+            <w:tcW w:type="dxa" w:w="2160"/>
+          </w:tcPr>
+          <w:p>
+            <w:r>
+              <w:t>半导体</w:t>
+            </w:r>
+          </w:p>
+        </w:tc>
+        <w:tc>
+          <w:tcPr>
+            <w:tcW w:type="dxa" w:w="2160"/>
+          </w:tcPr>
+          <w:p>
+            <w:r>
+              <w:t>594亿</w:t>
+            </w:r>
+          </w:p>
+        </w:tc>
+        <w:tc>
+          <w:tcPr>
+            <w:tcW w:type="dxa" w:w="2160"/>
+          </w:tcPr>
+          <w:p>
+            <w:r>
+              <w:t>22%</w:t>
             </w:r>
           </w:p>
         </w:tc>
@@ -1904,7 +3468,7 @@
           </w:tcPr>
           <w:p>
             <w:r>
-              <w:t>立信电子网络有限公司</w:t>
+              <w:t>泰麒麟网络有限公司</w:t>
             </w:r>
           </w:p>
         </w:tc>
@@ -1924,17 +3488,17 @@
           </w:tcPr>
           <w:p>
             <w:r>
-              <w:t>742亿</w:t>
-            </w:r>
-          </w:p>
-        </w:tc>
-        <w:tc>
-          <w:tcPr>
-            <w:tcW w:type="dxa" w:w="2160"/>
-          </w:tcPr>
-          <w:p>
-            <w:r>
-              <w:t>29%</w:t>
+              <w:t>511亿</w:t>
+            </w:r>
+          </w:p>
+        </w:tc>
+        <w:tc>
+          <w:tcPr>
+            <w:tcW w:type="dxa" w:w="2160"/>
+          </w:tcPr>
+          <w:p>
+            <w:r>
+              <w:t>12%</w:t>
             </w:r>
           </w:p>
         </w:tc>
@@ -1946,7 +3510,7 @@
           </w:tcPr>
           <w:p>
             <w:r>
-              <w:t>信诚致远传媒有限公司</w:t>
+              <w:t>通际名联科技有限公司</w:t>
             </w:r>
           </w:p>
         </w:tc>
@@ -1966,17 +3530,17 @@
           </w:tcPr>
           <w:p>
             <w:r>
-              <w:t>524亿</w:t>
-            </w:r>
-          </w:p>
-        </w:tc>
-        <w:tc>
-          <w:tcPr>
-            <w:tcW w:type="dxa" w:w="2160"/>
-          </w:tcPr>
-          <w:p>
-            <w:r>
-              <w:t>13%</w:t>
+              <w:t>373亿</w:t>
+            </w:r>
+          </w:p>
+        </w:tc>
+        <w:tc>
+          <w:tcPr>
+            <w:tcW w:type="dxa" w:w="2160"/>
+          </w:tcPr>
+          <w:p>
+            <w:r>
+              <w:t>15%</w:t>
             </w:r>
           </w:p>
         </w:tc>
@@ -1988,37 +3552,37 @@
           </w:tcPr>
           <w:p>
             <w:r>
-              <w:t>昊嘉网络有限公司</w:t>
-            </w:r>
-          </w:p>
-        </w:tc>
-        <w:tc>
-          <w:tcPr>
-            <w:tcW w:type="dxa" w:w="2160"/>
-          </w:tcPr>
-          <w:p>
-            <w:r>
-              <w:t>新能源</w:t>
-            </w:r>
-          </w:p>
-        </w:tc>
-        <w:tc>
-          <w:tcPr>
-            <w:tcW w:type="dxa" w:w="2160"/>
-          </w:tcPr>
-          <w:p>
-            <w:r>
-              <w:t>169亿</w:t>
-            </w:r>
-          </w:p>
-        </w:tc>
-        <w:tc>
-          <w:tcPr>
-            <w:tcW w:type="dxa" w:w="2160"/>
-          </w:tcPr>
-          <w:p>
-            <w:r>
-              <w:t>5%</w:t>
+              <w:t>佳禾传媒有限公司</w:t>
+            </w:r>
+          </w:p>
+        </w:tc>
+        <w:tc>
+          <w:tcPr>
+            <w:tcW w:type="dxa" w:w="2160"/>
+          </w:tcPr>
+          <w:p>
+            <w:r>
+              <w:t>云计算</w:t>
+            </w:r>
+          </w:p>
+        </w:tc>
+        <w:tc>
+          <w:tcPr>
+            <w:tcW w:type="dxa" w:w="2160"/>
+          </w:tcPr>
+          <w:p>
+            <w:r>
+              <w:t>501亿</w:t>
+            </w:r>
+          </w:p>
+        </w:tc>
+        <w:tc>
+          <w:tcPr>
+            <w:tcW w:type="dxa" w:w="2160"/>
+          </w:tcPr>
+          <w:p>
+            <w:r>
+              <w:t>6%</w:t>
             </w:r>
           </w:p>
         </w:tc>
@@ -2030,37 +3594,37 @@
           </w:tcPr>
           <w:p>
             <w:r>
-              <w:t>昊嘉网络有限公司</w:t>
-            </w:r>
-          </w:p>
-        </w:tc>
-        <w:tc>
-          <w:tcPr>
-            <w:tcW w:type="dxa" w:w="2160"/>
-          </w:tcPr>
-          <w:p>
-            <w:r>
-              <w:t>新能源</w:t>
-            </w:r>
-          </w:p>
-        </w:tc>
-        <w:tc>
-          <w:tcPr>
-            <w:tcW w:type="dxa" w:w="2160"/>
-          </w:tcPr>
-          <w:p>
-            <w:r>
-              <w:t>589亿</w:t>
-            </w:r>
-          </w:p>
-        </w:tc>
-        <w:tc>
-          <w:tcPr>
-            <w:tcW w:type="dxa" w:w="2160"/>
-          </w:tcPr>
-          <w:p>
-            <w:r>
-              <w:t>7%</w:t>
+              <w:t>精芯信息有限公司</w:t>
+            </w:r>
+          </w:p>
+        </w:tc>
+        <w:tc>
+          <w:tcPr>
+            <w:tcW w:type="dxa" w:w="2160"/>
+          </w:tcPr>
+          <w:p>
+            <w:r>
+              <w:t>半导体</w:t>
+            </w:r>
+          </w:p>
+        </w:tc>
+        <w:tc>
+          <w:tcPr>
+            <w:tcW w:type="dxa" w:w="2160"/>
+          </w:tcPr>
+          <w:p>
+            <w:r>
+              <w:t>640亿</w:t>
+            </w:r>
+          </w:p>
+        </w:tc>
+        <w:tc>
+          <w:tcPr>
+            <w:tcW w:type="dxa" w:w="2160"/>
+          </w:tcPr>
+          <w:p>
+            <w:r>
+              <w:t>18%</w:t>
             </w:r>
           </w:p>
         </w:tc>
@@ -2072,37 +3636,37 @@
           </w:tcPr>
           <w:p>
             <w:r>
-              <w:t>天益信息有限公司</w:t>
-            </w:r>
-          </w:p>
-        </w:tc>
-        <w:tc>
-          <w:tcPr>
-            <w:tcW w:type="dxa" w:w="2160"/>
-          </w:tcPr>
-          <w:p>
-            <w:r>
-              <w:t>云计算</w:t>
-            </w:r>
-          </w:p>
-        </w:tc>
-        <w:tc>
-          <w:tcPr>
-            <w:tcW w:type="dxa" w:w="2160"/>
-          </w:tcPr>
-          <w:p>
-            <w:r>
-              <w:t>400亿</w:t>
-            </w:r>
-          </w:p>
-        </w:tc>
-        <w:tc>
-          <w:tcPr>
-            <w:tcW w:type="dxa" w:w="2160"/>
-          </w:tcPr>
-          <w:p>
-            <w:r>
-              <w:t>13%</w:t>
+              <w:t>方正科技信息有限公司</w:t>
+            </w:r>
+          </w:p>
+        </w:tc>
+        <w:tc>
+          <w:tcPr>
+            <w:tcW w:type="dxa" w:w="2160"/>
+          </w:tcPr>
+          <w:p>
+            <w:r>
+              <w:t>消费科技</w:t>
+            </w:r>
+          </w:p>
+        </w:tc>
+        <w:tc>
+          <w:tcPr>
+            <w:tcW w:type="dxa" w:w="2160"/>
+          </w:tcPr>
+          <w:p>
+            <w:r>
+              <w:t>765亿</w:t>
+            </w:r>
+          </w:p>
+        </w:tc>
+        <w:tc>
+          <w:tcPr>
+            <w:tcW w:type="dxa" w:w="2160"/>
+          </w:tcPr>
+          <w:p>
+            <w:r>
+              <w:t>26%</w:t>
             </w:r>
           </w:p>
         </w:tc>
@@ -2114,37 +3678,37 @@
           </w:tcPr>
           <w:p>
             <w:r>
-              <w:t>和泰科技有限公司</w:t>
-            </w:r>
-          </w:p>
-        </w:tc>
-        <w:tc>
-          <w:tcPr>
-            <w:tcW w:type="dxa" w:w="2160"/>
-          </w:tcPr>
-          <w:p>
-            <w:r>
-              <w:t>人工智能</w:t>
-            </w:r>
-          </w:p>
-        </w:tc>
-        <w:tc>
-          <w:tcPr>
-            <w:tcW w:type="dxa" w:w="2160"/>
-          </w:tcPr>
-          <w:p>
-            <w:r>
-              <w:t>549亿</w:t>
-            </w:r>
-          </w:p>
-        </w:tc>
-        <w:tc>
-          <w:tcPr>
-            <w:tcW w:type="dxa" w:w="2160"/>
-          </w:tcPr>
-          <w:p>
-            <w:r>
-              <w:t>7%</w:t>
+              <w:t>天开科技有限公司</w:t>
+            </w:r>
+          </w:p>
+        </w:tc>
+        <w:tc>
+          <w:tcPr>
+            <w:tcW w:type="dxa" w:w="2160"/>
+          </w:tcPr>
+          <w:p>
+            <w:r>
+              <w:t>消费科技</w:t>
+            </w:r>
+          </w:p>
+        </w:tc>
+        <w:tc>
+          <w:tcPr>
+            <w:tcW w:type="dxa" w:w="2160"/>
+          </w:tcPr>
+          <w:p>
+            <w:r>
+              <w:t>219亿</w:t>
+            </w:r>
+          </w:p>
+        </w:tc>
+        <w:tc>
+          <w:tcPr>
+            <w:tcW w:type="dxa" w:w="2160"/>
+          </w:tcPr>
+          <w:p>
+            <w:r>
+              <w:t>29%</w:t>
             </w:r>
           </w:p>
         </w:tc>
@@ -2156,37 +3720,37 @@
           </w:tcPr>
           <w:p>
             <w:r>
-              <w:t>浦华众城科技有限公司</w:t>
-            </w:r>
-          </w:p>
-        </w:tc>
-        <w:tc>
-          <w:tcPr>
-            <w:tcW w:type="dxa" w:w="2160"/>
-          </w:tcPr>
-          <w:p>
-            <w:r>
-              <w:t>半导体</w:t>
-            </w:r>
-          </w:p>
-        </w:tc>
-        <w:tc>
-          <w:tcPr>
-            <w:tcW w:type="dxa" w:w="2160"/>
-          </w:tcPr>
-          <w:p>
-            <w:r>
-              <w:t>628亿</w:t>
-            </w:r>
-          </w:p>
-        </w:tc>
-        <w:tc>
-          <w:tcPr>
-            <w:tcW w:type="dxa" w:w="2160"/>
-          </w:tcPr>
-          <w:p>
-            <w:r>
-              <w:t>19%</w:t>
+              <w:t>飞海科技传媒有限公司</w:t>
+            </w:r>
+          </w:p>
+        </w:tc>
+        <w:tc>
+          <w:tcPr>
+            <w:tcW w:type="dxa" w:w="2160"/>
+          </w:tcPr>
+          <w:p>
+            <w:r>
+              <w:t>消费科技</w:t>
+            </w:r>
+          </w:p>
+        </w:tc>
+        <w:tc>
+          <w:tcPr>
+            <w:tcW w:type="dxa" w:w="2160"/>
+          </w:tcPr>
+          <w:p>
+            <w:r>
+              <w:t>781亿</w:t>
+            </w:r>
+          </w:p>
+        </w:tc>
+        <w:tc>
+          <w:tcPr>
+            <w:tcW w:type="dxa" w:w="2160"/>
+          </w:tcPr>
+          <w:p>
+            <w:r>
+              <w:t>24%</w:t>
             </w:r>
           </w:p>
         </w:tc>
@@ -2198,37 +3762,37 @@
           </w:tcPr>
           <w:p>
             <w:r>
-              <w:t>鸿睿思博信息有限公司</w:t>
-            </w:r>
-          </w:p>
-        </w:tc>
-        <w:tc>
-          <w:tcPr>
-            <w:tcW w:type="dxa" w:w="2160"/>
-          </w:tcPr>
-          <w:p>
-            <w:r>
-              <w:t>半导体</w:t>
-            </w:r>
-          </w:p>
-        </w:tc>
-        <w:tc>
-          <w:tcPr>
-            <w:tcW w:type="dxa" w:w="2160"/>
-          </w:tcPr>
-          <w:p>
-            <w:r>
-              <w:t>376亿</w:t>
-            </w:r>
-          </w:p>
-        </w:tc>
-        <w:tc>
-          <w:tcPr>
-            <w:tcW w:type="dxa" w:w="2160"/>
-          </w:tcPr>
-          <w:p>
-            <w:r>
-              <w:t>7%</w:t>
+              <w:t>良诺科技有限公司</w:t>
+            </w:r>
+          </w:p>
+        </w:tc>
+        <w:tc>
+          <w:tcPr>
+            <w:tcW w:type="dxa" w:w="2160"/>
+          </w:tcPr>
+          <w:p>
+            <w:r>
+              <w:t>云计算</w:t>
+            </w:r>
+          </w:p>
+        </w:tc>
+        <w:tc>
+          <w:tcPr>
+            <w:tcW w:type="dxa" w:w="2160"/>
+          </w:tcPr>
+          <w:p>
+            <w:r>
+              <w:t>669亿</w:t>
+            </w:r>
+          </w:p>
+        </w:tc>
+        <w:tc>
+          <w:tcPr>
+            <w:tcW w:type="dxa" w:w="2160"/>
+          </w:tcPr>
+          <w:p>
+            <w:r>
+              <w:t>27%</w:t>
             </w:r>
           </w:p>
         </w:tc>
@@ -2240,37 +3804,37 @@
           </w:tcPr>
           <w:p>
             <w:r>
-              <w:t>雨林木风计算机网络有限公司</w:t>
-            </w:r>
-          </w:p>
-        </w:tc>
-        <w:tc>
-          <w:tcPr>
-            <w:tcW w:type="dxa" w:w="2160"/>
-          </w:tcPr>
-          <w:p>
-            <w:r>
-              <w:t>医疗科技</w:t>
-            </w:r>
-          </w:p>
-        </w:tc>
-        <w:tc>
-          <w:tcPr>
-            <w:tcW w:type="dxa" w:w="2160"/>
-          </w:tcPr>
-          <w:p>
-            <w:r>
-              <w:t>211亿</w:t>
-            </w:r>
-          </w:p>
-        </w:tc>
-        <w:tc>
-          <w:tcPr>
-            <w:tcW w:type="dxa" w:w="2160"/>
-          </w:tcPr>
-          <w:p>
-            <w:r>
-              <w:t>21%</w:t>
+              <w:t>中建创业科技有限公司</w:t>
+            </w:r>
+          </w:p>
+        </w:tc>
+        <w:tc>
+          <w:tcPr>
+            <w:tcW w:type="dxa" w:w="2160"/>
+          </w:tcPr>
+          <w:p>
+            <w:r>
+              <w:t>半导体</w:t>
+            </w:r>
+          </w:p>
+        </w:tc>
+        <w:tc>
+          <w:tcPr>
+            <w:tcW w:type="dxa" w:w="2160"/>
+          </w:tcPr>
+          <w:p>
+            <w:r>
+              <w:t>514亿</w:t>
+            </w:r>
+          </w:p>
+        </w:tc>
+        <w:tc>
+          <w:tcPr>
+            <w:tcW w:type="dxa" w:w="2160"/>
+          </w:tcPr>
+          <w:p>
+            <w:r>
+              <w:t>12%</w:t>
             </w:r>
           </w:p>
         </w:tc>
@@ -2282,37 +3846,37 @@
           </w:tcPr>
           <w:p>
             <w:r>
-              <w:t>东方峻景网络有限公司</w:t>
-            </w:r>
-          </w:p>
-        </w:tc>
-        <w:tc>
-          <w:tcPr>
-            <w:tcW w:type="dxa" w:w="2160"/>
-          </w:tcPr>
-          <w:p>
-            <w:r>
-              <w:t>机器人</w:t>
-            </w:r>
-          </w:p>
-        </w:tc>
-        <w:tc>
-          <w:tcPr>
-            <w:tcW w:type="dxa" w:w="2160"/>
-          </w:tcPr>
-          <w:p>
-            <w:r>
-              <w:t>496亿</w:t>
-            </w:r>
-          </w:p>
-        </w:tc>
-        <w:tc>
-          <w:tcPr>
-            <w:tcW w:type="dxa" w:w="2160"/>
-          </w:tcPr>
-          <w:p>
-            <w:r>
-              <w:t>7%</w:t>
+              <w:t>信诚致远网络有限公司</w:t>
+            </w:r>
+          </w:p>
+        </w:tc>
+        <w:tc>
+          <w:tcPr>
+            <w:tcW w:type="dxa" w:w="2160"/>
+          </w:tcPr>
+          <w:p>
+            <w:r>
+              <w:t>半导体</w:t>
+            </w:r>
+          </w:p>
+        </w:tc>
+        <w:tc>
+          <w:tcPr>
+            <w:tcW w:type="dxa" w:w="2160"/>
+          </w:tcPr>
+          <w:p>
+            <w:r>
+              <w:t>452亿</w:t>
+            </w:r>
+          </w:p>
+        </w:tc>
+        <w:tc>
+          <w:tcPr>
+            <w:tcW w:type="dxa" w:w="2160"/>
+          </w:tcPr>
+          <w:p>
+            <w:r>
+              <w:t>23%</w:t>
             </w:r>
           </w:p>
         </w:tc>
@@ -2324,325 +3888,7 @@
           </w:tcPr>
           <w:p>
             <w:r>
-              <w:t>飞利信科技有限公司</w:t>
-            </w:r>
-          </w:p>
-        </w:tc>
-        <w:tc>
-          <w:tcPr>
-            <w:tcW w:type="dxa" w:w="2160"/>
-          </w:tcPr>
-          <w:p>
-            <w:r>
-              <w:t>新能源</w:t>
-            </w:r>
-          </w:p>
-        </w:tc>
-        <w:tc>
-          <w:tcPr>
-            <w:tcW w:type="dxa" w:w="2160"/>
-          </w:tcPr>
-          <w:p>
-            <w:r>
-              <w:t>182亿</w:t>
-            </w:r>
-          </w:p>
-        </w:tc>
-        <w:tc>
-          <w:tcPr>
-            <w:tcW w:type="dxa" w:w="2160"/>
-          </w:tcPr>
-          <w:p>
-            <w:r>
-              <w:t>6%</w:t>
-            </w:r>
-          </w:p>
-        </w:tc>
-      </w:tr>
-    </w:tbl>
-    <w:p>
-      <w:pPr>
-        <w:pStyle w:val="Heading1"/>
-      </w:pPr>
-      <w:r>
-        <w:t>行业分析 4</w:t>
-      </w:r>
-    </w:p>
-    <w:p>
-      <w:r>
-        <w:br/>
-        <w:t>华辰资本旗下的 HC Alpha Growth Fund 在最近的资产配置会议中</w:t>
-        <w:br/>
-        <w:t>讨论了 机器人 行业的投资机会，并对 新宇龙信息传媒有限公司</w:t>
-        <w:br/>
-        <w:t>进行了重点评估。</w:t>
-        <w:br/>
-      </w:r>
-    </w:p>
-    <w:p>
-      <w:r>
-        <w:br/>
-        <w:t>从产业链角度看，云计算 行业主要由上游设备厂商、</w:t>
-        <w:br/>
-        <w:t>中游平台企业以及下游应用厂商组成。</w:t>
-        <w:br/>
-        <w:t>立信电子网络有限公司 主要位于产业链的 上游 环节。</w:t>
-        <w:br/>
-      </w:r>
-    </w:p>
-    <w:p>
-      <w:r>
-        <w:br/>
-        <w:t>从产业链角度看，新能源 行业主要由上游设备厂商、</w:t>
-        <w:br/>
-        <w:t>中游平台企业以及下游应用厂商组成。</w:t>
-        <w:br/>
-        <w:t>昊嘉网络有限公司 主要位于产业链的 上游 环节。</w:t>
-        <w:br/>
-      </w:r>
-    </w:p>
-    <w:p>
-      <w:r>
-        <w:br/>
-        <w:t>根据内部财务模型测算，九方信息有限公司 在未来三年</w:t>
-        <w:br/>
-        <w:t>收入复合增长率预计可达到 34% 左右。</w:t>
-        <w:br/>
-        <w:t>该预测基于行业需求增长以及公司产能扩张计划。</w:t>
-        <w:br/>
-      </w:r>
-    </w:p>
-    <w:p>
-      <w:r>
-        <w:br/>
-        <w:t>华辰资本旗下的 HC Quant Arbitrage Fund 在最近的资产配置会议中</w:t>
-        <w:br/>
-        <w:t>讨论了 半导体 行业的投资机会，并对 鸿睿思博信息有限公司</w:t>
-        <w:br/>
-        <w:t>进行了重点评估。</w:t>
-        <w:br/>
-      </w:r>
-    </w:p>
-    <w:p>
-      <w:r>
-        <w:br/>
-        <w:t>从产业链角度看，云计算 行业主要由上游设备厂商、</w:t>
-        <w:br/>
-        <w:t>中游平台企业以及下游应用厂商组成。</w:t>
-        <w:br/>
-        <w:t>浦华众城信息有限公司 主要位于产业链的 下游 环节。</w:t>
-        <w:br/>
-      </w:r>
-    </w:p>
-    <w:p>
-      <w:r>
-        <w:br/>
-        <w:t>风险管理部认为，新能源 行业仍然面临若干</w:t>
-        <w:br/>
-        <w:t>不确定性因素，包括技术迭代风险、政策变化、</w:t>
-        <w:br/>
-        <w:t>以及市场竞争加剧等问题。</w:t>
-        <w:br/>
-      </w:r>
-    </w:p>
-    <w:p>
-      <w:r>
-        <w:br/>
-        <w:t>华辰资本旗下的 HC Quant Arbitrage Fund 在最近的资产配置会议中</w:t>
-        <w:br/>
-        <w:t>讨论了 医疗科技 行业的投资机会，并对 创联世纪科技有限公司</w:t>
-        <w:br/>
-        <w:t>进行了重点评估。</w:t>
-        <w:br/>
-      </w:r>
-    </w:p>
-    <w:tbl>
-      <w:tblPr>
-        <w:tblW w:type="auto" w:w="0"/>
-        <w:tblLook w:firstColumn="1" w:firstRow="1" w:lastColumn="0" w:lastRow="0" w:noHBand="0" w:noVBand="1" w:val="04A0"/>
-      </w:tblPr>
-      <w:tblGrid>
-        <w:gridCol w:w="2160"/>
-        <w:gridCol w:w="2160"/>
-        <w:gridCol w:w="2160"/>
-        <w:gridCol w:w="2160"/>
-      </w:tblGrid>
-      <w:tr>
-        <w:tc>
-          <w:tcPr>
-            <w:tcW w:type="dxa" w:w="2160"/>
-          </w:tcPr>
-          <w:p>
-            <w:r>
-              <w:t>公司</w:t>
-            </w:r>
-          </w:p>
-        </w:tc>
-        <w:tc>
-          <w:tcPr>
-            <w:tcW w:type="dxa" w:w="2160"/>
-          </w:tcPr>
-          <w:p>
-            <w:r>
-              <w:t>行业</w:t>
-            </w:r>
-          </w:p>
-        </w:tc>
-        <w:tc>
-          <w:tcPr>
-            <w:tcW w:type="dxa" w:w="2160"/>
-          </w:tcPr>
-          <w:p>
-            <w:r>
-              <w:t>市值</w:t>
-            </w:r>
-          </w:p>
-        </w:tc>
-        <w:tc>
-          <w:tcPr>
-            <w:tcW w:type="dxa" w:w="2160"/>
-          </w:tcPr>
-          <w:p>
-            <w:r>
-              <w:t>增长率</w:t>
-            </w:r>
-          </w:p>
-        </w:tc>
-      </w:tr>
-      <w:tr>
-        <w:tc>
-          <w:tcPr>
-            <w:tcW w:type="dxa" w:w="2160"/>
-          </w:tcPr>
-          <w:p>
-            <w:r>
-              <w:t>精芯信息有限公司</w:t>
-            </w:r>
-          </w:p>
-        </w:tc>
-        <w:tc>
-          <w:tcPr>
-            <w:tcW w:type="dxa" w:w="2160"/>
-          </w:tcPr>
-          <w:p>
-            <w:r>
-              <w:t>消费科技</w:t>
-            </w:r>
-          </w:p>
-        </w:tc>
-        <w:tc>
-          <w:tcPr>
-            <w:tcW w:type="dxa" w:w="2160"/>
-          </w:tcPr>
-          <w:p>
-            <w:r>
-              <w:t>191亿</w:t>
-            </w:r>
-          </w:p>
-        </w:tc>
-        <w:tc>
-          <w:tcPr>
-            <w:tcW w:type="dxa" w:w="2160"/>
-          </w:tcPr>
-          <w:p>
-            <w:r>
-              <w:t>18%</w:t>
-            </w:r>
-          </w:p>
-        </w:tc>
-      </w:tr>
-      <w:tr>
-        <w:tc>
-          <w:tcPr>
-            <w:tcW w:type="dxa" w:w="2160"/>
-          </w:tcPr>
-          <w:p>
-            <w:r>
-              <w:t>南康网络有限公司</w:t>
-            </w:r>
-          </w:p>
-        </w:tc>
-        <w:tc>
-          <w:tcPr>
-            <w:tcW w:type="dxa" w:w="2160"/>
-          </w:tcPr>
-          <w:p>
-            <w:r>
-              <w:t>消费科技</w:t>
-            </w:r>
-          </w:p>
-        </w:tc>
-        <w:tc>
-          <w:tcPr>
-            <w:tcW w:type="dxa" w:w="2160"/>
-          </w:tcPr>
-          <w:p>
-            <w:r>
-              <w:t>777亿</w:t>
-            </w:r>
-          </w:p>
-        </w:tc>
-        <w:tc>
-          <w:tcPr>
-            <w:tcW w:type="dxa" w:w="2160"/>
-          </w:tcPr>
-          <w:p>
-            <w:r>
-              <w:t>5%</w:t>
-            </w:r>
-          </w:p>
-        </w:tc>
-      </w:tr>
-      <w:tr>
-        <w:tc>
-          <w:tcPr>
-            <w:tcW w:type="dxa" w:w="2160"/>
-          </w:tcPr>
-          <w:p>
-            <w:r>
-              <w:t>和泰科技有限公司</w:t>
-            </w:r>
-          </w:p>
-        </w:tc>
-        <w:tc>
-          <w:tcPr>
-            <w:tcW w:type="dxa" w:w="2160"/>
-          </w:tcPr>
-          <w:p>
-            <w:r>
-              <w:t>人工智能</w:t>
-            </w:r>
-          </w:p>
-        </w:tc>
-        <w:tc>
-          <w:tcPr>
-            <w:tcW w:type="dxa" w:w="2160"/>
-          </w:tcPr>
-          <w:p>
-            <w:r>
-              <w:t>123亿</w:t>
-            </w:r>
-          </w:p>
-        </w:tc>
-        <w:tc>
-          <w:tcPr>
-            <w:tcW w:type="dxa" w:w="2160"/>
-          </w:tcPr>
-          <w:p>
-            <w:r>
-              <w:t>12%</w:t>
-            </w:r>
-          </w:p>
-        </w:tc>
-      </w:tr>
-      <w:tr>
-        <w:tc>
-          <w:tcPr>
-            <w:tcW w:type="dxa" w:w="2160"/>
-          </w:tcPr>
-          <w:p>
-            <w:r>
-              <w:t>天益信息有限公司</w:t>
+              <w:t>信诚致远科技有限公司</w:t>
             </w:r>
           </w:p>
         </w:tc>
@@ -2662,91 +3908,7 @@
           </w:tcPr>
           <w:p>
             <w:r>
-              <w:t>115亿</w:t>
-            </w:r>
-          </w:p>
-        </w:tc>
-        <w:tc>
-          <w:tcPr>
-            <w:tcW w:type="dxa" w:w="2160"/>
-          </w:tcPr>
-          <w:p>
-            <w:r>
-              <w:t>26%</w:t>
-            </w:r>
-          </w:p>
-        </w:tc>
-      </w:tr>
-      <w:tr>
-        <w:tc>
-          <w:tcPr>
-            <w:tcW w:type="dxa" w:w="2160"/>
-          </w:tcPr>
-          <w:p>
-            <w:r>
-              <w:t>创亿网络有限公司</w:t>
-            </w:r>
-          </w:p>
-        </w:tc>
-        <w:tc>
-          <w:tcPr>
-            <w:tcW w:type="dxa" w:w="2160"/>
-          </w:tcPr>
-          <w:p>
-            <w:r>
-              <w:t>云计算</w:t>
-            </w:r>
-          </w:p>
-        </w:tc>
-        <w:tc>
-          <w:tcPr>
-            <w:tcW w:type="dxa" w:w="2160"/>
-          </w:tcPr>
-          <w:p>
-            <w:r>
-              <w:t>471亿</w:t>
-            </w:r>
-          </w:p>
-        </w:tc>
-        <w:tc>
-          <w:tcPr>
-            <w:tcW w:type="dxa" w:w="2160"/>
-          </w:tcPr>
-          <w:p>
-            <w:r>
-              <w:t>21%</w:t>
-            </w:r>
-          </w:p>
-        </w:tc>
-      </w:tr>
-      <w:tr>
-        <w:tc>
-          <w:tcPr>
-            <w:tcW w:type="dxa" w:w="2160"/>
-          </w:tcPr>
-          <w:p>
-            <w:r>
-              <w:t>迪摩科技有限公司</w:t>
-            </w:r>
-          </w:p>
-        </w:tc>
-        <w:tc>
-          <w:tcPr>
-            <w:tcW w:type="dxa" w:w="2160"/>
-          </w:tcPr>
-          <w:p>
-            <w:r>
-              <w:t>人工智能</w:t>
-            </w:r>
-          </w:p>
-        </w:tc>
-        <w:tc>
-          <w:tcPr>
-            <w:tcW w:type="dxa" w:w="2160"/>
-          </w:tcPr>
-          <w:p>
-            <w:r>
-              <w:t>514亿</w:t>
+              <w:t>502亿</w:t>
             </w:r>
           </w:p>
         </w:tc>
@@ -2757,1168 +3919,6 @@
           <w:p>
             <w:r>
               <w:t>23%</w:t>
-            </w:r>
-          </w:p>
-        </w:tc>
-      </w:tr>
-      <w:tr>
-        <w:tc>
-          <w:tcPr>
-            <w:tcW w:type="dxa" w:w="2160"/>
-          </w:tcPr>
-          <w:p>
-            <w:r>
-              <w:t>和泰科技有限公司</w:t>
-            </w:r>
-          </w:p>
-        </w:tc>
-        <w:tc>
-          <w:tcPr>
-            <w:tcW w:type="dxa" w:w="2160"/>
-          </w:tcPr>
-          <w:p>
-            <w:r>
-              <w:t>人工智能</w:t>
-            </w:r>
-          </w:p>
-        </w:tc>
-        <w:tc>
-          <w:tcPr>
-            <w:tcW w:type="dxa" w:w="2160"/>
-          </w:tcPr>
-          <w:p>
-            <w:r>
-              <w:t>724亿</w:t>
-            </w:r>
-          </w:p>
-        </w:tc>
-        <w:tc>
-          <w:tcPr>
-            <w:tcW w:type="dxa" w:w="2160"/>
-          </w:tcPr>
-          <w:p>
-            <w:r>
-              <w:t>13%</w:t>
-            </w:r>
-          </w:p>
-        </w:tc>
-      </w:tr>
-      <w:tr>
-        <w:tc>
-          <w:tcPr>
-            <w:tcW w:type="dxa" w:w="2160"/>
-          </w:tcPr>
-          <w:p>
-            <w:r>
-              <w:t>昂歌信息科技有限公司</w:t>
-            </w:r>
-          </w:p>
-        </w:tc>
-        <w:tc>
-          <w:tcPr>
-            <w:tcW w:type="dxa" w:w="2160"/>
-          </w:tcPr>
-          <w:p>
-            <w:r>
-              <w:t>消费科技</w:t>
-            </w:r>
-          </w:p>
-        </w:tc>
-        <w:tc>
-          <w:tcPr>
-            <w:tcW w:type="dxa" w:w="2160"/>
-          </w:tcPr>
-          <w:p>
-            <w:r>
-              <w:t>621亿</w:t>
-            </w:r>
-          </w:p>
-        </w:tc>
-        <w:tc>
-          <w:tcPr>
-            <w:tcW w:type="dxa" w:w="2160"/>
-          </w:tcPr>
-          <w:p>
-            <w:r>
-              <w:t>10%</w:t>
-            </w:r>
-          </w:p>
-        </w:tc>
-      </w:tr>
-      <w:tr>
-        <w:tc>
-          <w:tcPr>
-            <w:tcW w:type="dxa" w:w="2160"/>
-          </w:tcPr>
-          <w:p>
-            <w:r>
-              <w:t>浦华众城信息有限公司</w:t>
-            </w:r>
-          </w:p>
-        </w:tc>
-        <w:tc>
-          <w:tcPr>
-            <w:tcW w:type="dxa" w:w="2160"/>
-          </w:tcPr>
-          <w:p>
-            <w:r>
-              <w:t>云计算</w:t>
-            </w:r>
-          </w:p>
-        </w:tc>
-        <w:tc>
-          <w:tcPr>
-            <w:tcW w:type="dxa" w:w="2160"/>
-          </w:tcPr>
-          <w:p>
-            <w:r>
-              <w:t>274亿</w:t>
-            </w:r>
-          </w:p>
-        </w:tc>
-        <w:tc>
-          <w:tcPr>
-            <w:tcW w:type="dxa" w:w="2160"/>
-          </w:tcPr>
-          <w:p>
-            <w:r>
-              <w:t>12%</w:t>
-            </w:r>
-          </w:p>
-        </w:tc>
-      </w:tr>
-      <w:tr>
-        <w:tc>
-          <w:tcPr>
-            <w:tcW w:type="dxa" w:w="2160"/>
-          </w:tcPr>
-          <w:p>
-            <w:r>
-              <w:t>精芯科技有限公司</w:t>
-            </w:r>
-          </w:p>
-        </w:tc>
-        <w:tc>
-          <w:tcPr>
-            <w:tcW w:type="dxa" w:w="2160"/>
-          </w:tcPr>
-          <w:p>
-            <w:r>
-              <w:t>云计算</w:t>
-            </w:r>
-          </w:p>
-        </w:tc>
-        <w:tc>
-          <w:tcPr>
-            <w:tcW w:type="dxa" w:w="2160"/>
-          </w:tcPr>
-          <w:p>
-            <w:r>
-              <w:t>597亿</w:t>
-            </w:r>
-          </w:p>
-        </w:tc>
-        <w:tc>
-          <w:tcPr>
-            <w:tcW w:type="dxa" w:w="2160"/>
-          </w:tcPr>
-          <w:p>
-            <w:r>
-              <w:t>20%</w:t>
-            </w:r>
-          </w:p>
-        </w:tc>
-      </w:tr>
-      <w:tr>
-        <w:tc>
-          <w:tcPr>
-            <w:tcW w:type="dxa" w:w="2160"/>
-          </w:tcPr>
-          <w:p>
-            <w:r>
-              <w:t>凌云网络有限公司</w:t>
-            </w:r>
-          </w:p>
-        </w:tc>
-        <w:tc>
-          <w:tcPr>
-            <w:tcW w:type="dxa" w:w="2160"/>
-          </w:tcPr>
-          <w:p>
-            <w:r>
-              <w:t>医疗科技</w:t>
-            </w:r>
-          </w:p>
-        </w:tc>
-        <w:tc>
-          <w:tcPr>
-            <w:tcW w:type="dxa" w:w="2160"/>
-          </w:tcPr>
-          <w:p>
-            <w:r>
-              <w:t>389亿</w:t>
-            </w:r>
-          </w:p>
-        </w:tc>
-        <w:tc>
-          <w:tcPr>
-            <w:tcW w:type="dxa" w:w="2160"/>
-          </w:tcPr>
-          <w:p>
-            <w:r>
-              <w:t>15%</w:t>
-            </w:r>
-          </w:p>
-        </w:tc>
-      </w:tr>
-      <w:tr>
-        <w:tc>
-          <w:tcPr>
-            <w:tcW w:type="dxa" w:w="2160"/>
-          </w:tcPr>
-          <w:p>
-            <w:r>
-              <w:t>易动力科技有限公司</w:t>
-            </w:r>
-          </w:p>
-        </w:tc>
-        <w:tc>
-          <w:tcPr>
-            <w:tcW w:type="dxa" w:w="2160"/>
-          </w:tcPr>
-          <w:p>
-            <w:r>
-              <w:t>云计算</w:t>
-            </w:r>
-          </w:p>
-        </w:tc>
-        <w:tc>
-          <w:tcPr>
-            <w:tcW w:type="dxa" w:w="2160"/>
-          </w:tcPr>
-          <w:p>
-            <w:r>
-              <w:t>239亿</w:t>
-            </w:r>
-          </w:p>
-        </w:tc>
-        <w:tc>
-          <w:tcPr>
-            <w:tcW w:type="dxa" w:w="2160"/>
-          </w:tcPr>
-          <w:p>
-            <w:r>
-              <w:t>15%</w:t>
-            </w:r>
-          </w:p>
-        </w:tc>
-      </w:tr>
-      <w:tr>
-        <w:tc>
-          <w:tcPr>
-            <w:tcW w:type="dxa" w:w="2160"/>
-          </w:tcPr>
-          <w:p>
-            <w:r>
-              <w:t>鸿睿思博信息有限公司</w:t>
-            </w:r>
-          </w:p>
-        </w:tc>
-        <w:tc>
-          <w:tcPr>
-            <w:tcW w:type="dxa" w:w="2160"/>
-          </w:tcPr>
-          <w:p>
-            <w:r>
-              <w:t>半导体</w:t>
-            </w:r>
-          </w:p>
-        </w:tc>
-        <w:tc>
-          <w:tcPr>
-            <w:tcW w:type="dxa" w:w="2160"/>
-          </w:tcPr>
-          <w:p>
-            <w:r>
-              <w:t>297亿</w:t>
-            </w:r>
-          </w:p>
-        </w:tc>
-        <w:tc>
-          <w:tcPr>
-            <w:tcW w:type="dxa" w:w="2160"/>
-          </w:tcPr>
-          <w:p>
-            <w:r>
-              <w:t>29%</w:t>
-            </w:r>
-          </w:p>
-        </w:tc>
-      </w:tr>
-      <w:tr>
-        <w:tc>
-          <w:tcPr>
-            <w:tcW w:type="dxa" w:w="2160"/>
-          </w:tcPr>
-          <w:p>
-            <w:r>
-              <w:t>天益科技有限公司</w:t>
-            </w:r>
-          </w:p>
-        </w:tc>
-        <w:tc>
-          <w:tcPr>
-            <w:tcW w:type="dxa" w:w="2160"/>
-          </w:tcPr>
-          <w:p>
-            <w:r>
-              <w:t>半导体</w:t>
-            </w:r>
-          </w:p>
-        </w:tc>
-        <w:tc>
-          <w:tcPr>
-            <w:tcW w:type="dxa" w:w="2160"/>
-          </w:tcPr>
-          <w:p>
-            <w:r>
-              <w:t>230亿</w:t>
-            </w:r>
-          </w:p>
-        </w:tc>
-        <w:tc>
-          <w:tcPr>
-            <w:tcW w:type="dxa" w:w="2160"/>
-          </w:tcPr>
-          <w:p>
-            <w:r>
-              <w:t>24%</w:t>
-            </w:r>
-          </w:p>
-        </w:tc>
-      </w:tr>
-      <w:tr>
-        <w:tc>
-          <w:tcPr>
-            <w:tcW w:type="dxa" w:w="2160"/>
-          </w:tcPr>
-          <w:p>
-            <w:r>
-              <w:t>天益信息有限公司</w:t>
-            </w:r>
-          </w:p>
-        </w:tc>
-        <w:tc>
-          <w:tcPr>
-            <w:tcW w:type="dxa" w:w="2160"/>
-          </w:tcPr>
-          <w:p>
-            <w:r>
-              <w:t>云计算</w:t>
-            </w:r>
-          </w:p>
-        </w:tc>
-        <w:tc>
-          <w:tcPr>
-            <w:tcW w:type="dxa" w:w="2160"/>
-          </w:tcPr>
-          <w:p>
-            <w:r>
-              <w:t>228亿</w:t>
-            </w:r>
-          </w:p>
-        </w:tc>
-        <w:tc>
-          <w:tcPr>
-            <w:tcW w:type="dxa" w:w="2160"/>
-          </w:tcPr>
-          <w:p>
-            <w:r>
-              <w:t>19%</w:t>
-            </w:r>
-          </w:p>
-        </w:tc>
-      </w:tr>
-    </w:tbl>
-    <w:p>
-      <w:pPr>
-        <w:pStyle w:val="Heading1"/>
-      </w:pPr>
-      <w:r>
-        <w:t>行业分析 5</w:t>
-      </w:r>
-    </w:p>
-    <w:p>
-      <w:r>
-        <w:br/>
-        <w:t>华辰资本旗下的 HC Global Macro Fund 在最近的资产配置会议中</w:t>
-        <w:br/>
-        <w:t>讨论了 医疗科技 行业的投资机会，并对 雨林木风计算机网络有限公司</w:t>
-        <w:br/>
-        <w:t>进行了重点评估。</w:t>
-        <w:br/>
-      </w:r>
-    </w:p>
-    <w:p>
-      <w:r>
-        <w:br/>
-        <w:t>风险管理部认为，新能源 行业仍然面临若干</w:t>
-        <w:br/>
-        <w:t>不确定性因素，包括技术迭代风险、政策变化、</w:t>
-        <w:br/>
-        <w:t>以及市场竞争加剧等问题。</w:t>
-        <w:br/>
-      </w:r>
-    </w:p>
-    <w:p>
-      <w:r>
-        <w:br/>
-        <w:t>风险管理部认为，半导体 行业仍然面临若干</w:t>
-        <w:br/>
-        <w:t>不确定性因素，包括技术迭代风险、政策变化、</w:t>
-        <w:br/>
-        <w:t>以及市场竞争加剧等问题。</w:t>
-        <w:br/>
-      </w:r>
-    </w:p>
-    <w:p>
-      <w:r>
-        <w:br/>
-        <w:t>创亿信息有限公司 是中国 医疗科技 行业的重要企业之一。</w:t>
-        <w:br/>
-        <w:t>根据华辰资本 投资策略部 的研究，该公司成立于 2007 年，</w:t>
-        <w:br/>
-        <w:t>目前员工规模约 7601 人。公司近年来持续加大研发投入，</w:t>
-        <w:br/>
-        <w:t>在核心技术方面形成了较强的竞争壁垒。</w:t>
-        <w:br/>
-      </w:r>
-    </w:p>
-    <w:p>
-      <w:r>
-        <w:br/>
-        <w:t>风险管理部认为，机器人 行业仍然面临若干</w:t>
-        <w:br/>
-        <w:t>不确定性因素，包括技术迭代风险、政策变化、</w:t>
-        <w:br/>
-        <w:t>以及市场竞争加剧等问题。</w:t>
-        <w:br/>
-      </w:r>
-    </w:p>
-    <w:p>
-      <w:r>
-        <w:br/>
-        <w:t>根据内部财务模型测算，浦华众城科技有限公司 在未来三年</w:t>
-        <w:br/>
-        <w:t>收入复合增长率预计可达到 18% 左右。</w:t>
-        <w:br/>
-        <w:t>该预测基于行业需求增长以及公司产能扩张计划。</w:t>
-        <w:br/>
-      </w:r>
-    </w:p>
-    <w:p>
-      <w:r>
-        <w:br/>
-        <w:t>从产业链角度看，机器人 行业主要由上游设备厂商、</w:t>
-        <w:br/>
-        <w:t>中游平台企业以及下游应用厂商组成。</w:t>
-        <w:br/>
-        <w:t>济南亿次元网络有限公司 主要位于产业链的 下游 环节。</w:t>
-        <w:br/>
-      </w:r>
-    </w:p>
-    <w:p>
-      <w:r>
-        <w:br/>
-        <w:t>精芯科技有限公司 是中国 云计算 行业的重要企业之一。</w:t>
-        <w:br/>
-        <w:t>根据华辰资本 资产配置委员会 的研究，该公司成立于 2005 年，</w:t>
-        <w:br/>
-        <w:t>目前员工规模约 3520 人。公司近年来持续加大研发投入，</w:t>
-        <w:br/>
-        <w:t>在核心技术方面形成了较强的竞争壁垒。</w:t>
-        <w:br/>
-      </w:r>
-    </w:p>
-    <w:tbl>
-      <w:tblPr>
-        <w:tblW w:type="auto" w:w="0"/>
-        <w:tblLook w:firstColumn="1" w:firstRow="1" w:lastColumn="0" w:lastRow="0" w:noHBand="0" w:noVBand="1" w:val="04A0"/>
-      </w:tblPr>
-      <w:tblGrid>
-        <w:gridCol w:w="2160"/>
-        <w:gridCol w:w="2160"/>
-        <w:gridCol w:w="2160"/>
-        <w:gridCol w:w="2160"/>
-      </w:tblGrid>
-      <w:tr>
-        <w:tc>
-          <w:tcPr>
-            <w:tcW w:type="dxa" w:w="2160"/>
-          </w:tcPr>
-          <w:p>
-            <w:r>
-              <w:t>公司</w:t>
-            </w:r>
-          </w:p>
-        </w:tc>
-        <w:tc>
-          <w:tcPr>
-            <w:tcW w:type="dxa" w:w="2160"/>
-          </w:tcPr>
-          <w:p>
-            <w:r>
-              <w:t>行业</w:t>
-            </w:r>
-          </w:p>
-        </w:tc>
-        <w:tc>
-          <w:tcPr>
-            <w:tcW w:type="dxa" w:w="2160"/>
-          </w:tcPr>
-          <w:p>
-            <w:r>
-              <w:t>市值</w:t>
-            </w:r>
-          </w:p>
-        </w:tc>
-        <w:tc>
-          <w:tcPr>
-            <w:tcW w:type="dxa" w:w="2160"/>
-          </w:tcPr>
-          <w:p>
-            <w:r>
-              <w:t>增长率</w:t>
-            </w:r>
-          </w:p>
-        </w:tc>
-      </w:tr>
-      <w:tr>
-        <w:tc>
-          <w:tcPr>
-            <w:tcW w:type="dxa" w:w="2160"/>
-          </w:tcPr>
-          <w:p>
-            <w:r>
-              <w:t>银嘉信息有限公司</w:t>
-            </w:r>
-          </w:p>
-        </w:tc>
-        <w:tc>
-          <w:tcPr>
-            <w:tcW w:type="dxa" w:w="2160"/>
-          </w:tcPr>
-          <w:p>
-            <w:r>
-              <w:t>消费科技</w:t>
-            </w:r>
-          </w:p>
-        </w:tc>
-        <w:tc>
-          <w:tcPr>
-            <w:tcW w:type="dxa" w:w="2160"/>
-          </w:tcPr>
-          <w:p>
-            <w:r>
-              <w:t>178亿</w:t>
-            </w:r>
-          </w:p>
-        </w:tc>
-        <w:tc>
-          <w:tcPr>
-            <w:tcW w:type="dxa" w:w="2160"/>
-          </w:tcPr>
-          <w:p>
-            <w:r>
-              <w:t>15%</w:t>
-            </w:r>
-          </w:p>
-        </w:tc>
-      </w:tr>
-      <w:tr>
-        <w:tc>
-          <w:tcPr>
-            <w:tcW w:type="dxa" w:w="2160"/>
-          </w:tcPr>
-          <w:p>
-            <w:r>
-              <w:t>昊嘉网络有限公司</w:t>
-            </w:r>
-          </w:p>
-        </w:tc>
-        <w:tc>
-          <w:tcPr>
-            <w:tcW w:type="dxa" w:w="2160"/>
-          </w:tcPr>
-          <w:p>
-            <w:r>
-              <w:t>新能源</w:t>
-            </w:r>
-          </w:p>
-        </w:tc>
-        <w:tc>
-          <w:tcPr>
-            <w:tcW w:type="dxa" w:w="2160"/>
-          </w:tcPr>
-          <w:p>
-            <w:r>
-              <w:t>747亿</w:t>
-            </w:r>
-          </w:p>
-        </w:tc>
-        <w:tc>
-          <w:tcPr>
-            <w:tcW w:type="dxa" w:w="2160"/>
-          </w:tcPr>
-          <w:p>
-            <w:r>
-              <w:t>19%</w:t>
-            </w:r>
-          </w:p>
-        </w:tc>
-      </w:tr>
-      <w:tr>
-        <w:tc>
-          <w:tcPr>
-            <w:tcW w:type="dxa" w:w="2160"/>
-          </w:tcPr>
-          <w:p>
-            <w:r>
-              <w:t>创亿信息有限公司</w:t>
-            </w:r>
-          </w:p>
-        </w:tc>
-        <w:tc>
-          <w:tcPr>
-            <w:tcW w:type="dxa" w:w="2160"/>
-          </w:tcPr>
-          <w:p>
-            <w:r>
-              <w:t>医疗科技</w:t>
-            </w:r>
-          </w:p>
-        </w:tc>
-        <w:tc>
-          <w:tcPr>
-            <w:tcW w:type="dxa" w:w="2160"/>
-          </w:tcPr>
-          <w:p>
-            <w:r>
-              <w:t>313亿</w:t>
-            </w:r>
-          </w:p>
-        </w:tc>
-        <w:tc>
-          <w:tcPr>
-            <w:tcW w:type="dxa" w:w="2160"/>
-          </w:tcPr>
-          <w:p>
-            <w:r>
-              <w:t>16%</w:t>
-            </w:r>
-          </w:p>
-        </w:tc>
-      </w:tr>
-      <w:tr>
-        <w:tc>
-          <w:tcPr>
-            <w:tcW w:type="dxa" w:w="2160"/>
-          </w:tcPr>
-          <w:p>
-            <w:r>
-              <w:t>和泰传媒有限公司</w:t>
-            </w:r>
-          </w:p>
-        </w:tc>
-        <w:tc>
-          <w:tcPr>
-            <w:tcW w:type="dxa" w:w="2160"/>
-          </w:tcPr>
-          <w:p>
-            <w:r>
-              <w:t>消费科技</w:t>
-            </w:r>
-          </w:p>
-        </w:tc>
-        <w:tc>
-          <w:tcPr>
-            <w:tcW w:type="dxa" w:w="2160"/>
-          </w:tcPr>
-          <w:p>
-            <w:r>
-              <w:t>540亿</w:t>
-            </w:r>
-          </w:p>
-        </w:tc>
-        <w:tc>
-          <w:tcPr>
-            <w:tcW w:type="dxa" w:w="2160"/>
-          </w:tcPr>
-          <w:p>
-            <w:r>
-              <w:t>15%</w:t>
-            </w:r>
-          </w:p>
-        </w:tc>
-      </w:tr>
-      <w:tr>
-        <w:tc>
-          <w:tcPr>
-            <w:tcW w:type="dxa" w:w="2160"/>
-          </w:tcPr>
-          <w:p>
-            <w:r>
-              <w:t>富罳信息有限公司</w:t>
-            </w:r>
-          </w:p>
-        </w:tc>
-        <w:tc>
-          <w:tcPr>
-            <w:tcW w:type="dxa" w:w="2160"/>
-          </w:tcPr>
-          <w:p>
-            <w:r>
-              <w:t>医疗科技</w:t>
-            </w:r>
-          </w:p>
-        </w:tc>
-        <w:tc>
-          <w:tcPr>
-            <w:tcW w:type="dxa" w:w="2160"/>
-          </w:tcPr>
-          <w:p>
-            <w:r>
-              <w:t>538亿</w:t>
-            </w:r>
-          </w:p>
-        </w:tc>
-        <w:tc>
-          <w:tcPr>
-            <w:tcW w:type="dxa" w:w="2160"/>
-          </w:tcPr>
-          <w:p>
-            <w:r>
-              <w:t>15%</w:t>
-            </w:r>
-          </w:p>
-        </w:tc>
-      </w:tr>
-      <w:tr>
-        <w:tc>
-          <w:tcPr>
-            <w:tcW w:type="dxa" w:w="2160"/>
-          </w:tcPr>
-          <w:p>
-            <w:r>
-              <w:t>富罳信息有限公司</w:t>
-            </w:r>
-          </w:p>
-        </w:tc>
-        <w:tc>
-          <w:tcPr>
-            <w:tcW w:type="dxa" w:w="2160"/>
-          </w:tcPr>
-          <w:p>
-            <w:r>
-              <w:t>医疗科技</w:t>
-            </w:r>
-          </w:p>
-        </w:tc>
-        <w:tc>
-          <w:tcPr>
-            <w:tcW w:type="dxa" w:w="2160"/>
-          </w:tcPr>
-          <w:p>
-            <w:r>
-              <w:t>436亿</w:t>
-            </w:r>
-          </w:p>
-        </w:tc>
-        <w:tc>
-          <w:tcPr>
-            <w:tcW w:type="dxa" w:w="2160"/>
-          </w:tcPr>
-          <w:p>
-            <w:r>
-              <w:t>7%</w:t>
-            </w:r>
-          </w:p>
-        </w:tc>
-      </w:tr>
-      <w:tr>
-        <w:tc>
-          <w:tcPr>
-            <w:tcW w:type="dxa" w:w="2160"/>
-          </w:tcPr>
-          <w:p>
-            <w:r>
-              <w:t>迪摩科技有限公司</w:t>
-            </w:r>
-          </w:p>
-        </w:tc>
-        <w:tc>
-          <w:tcPr>
-            <w:tcW w:type="dxa" w:w="2160"/>
-          </w:tcPr>
-          <w:p>
-            <w:r>
-              <w:t>人工智能</w:t>
-            </w:r>
-          </w:p>
-        </w:tc>
-        <w:tc>
-          <w:tcPr>
-            <w:tcW w:type="dxa" w:w="2160"/>
-          </w:tcPr>
-          <w:p>
-            <w:r>
-              <w:t>632亿</w:t>
-            </w:r>
-          </w:p>
-        </w:tc>
-        <w:tc>
-          <w:tcPr>
-            <w:tcW w:type="dxa" w:w="2160"/>
-          </w:tcPr>
-          <w:p>
-            <w:r>
-              <w:t>9%</w:t>
-            </w:r>
-          </w:p>
-        </w:tc>
-      </w:tr>
-      <w:tr>
-        <w:tc>
-          <w:tcPr>
-            <w:tcW w:type="dxa" w:w="2160"/>
-          </w:tcPr>
-          <w:p>
-            <w:r>
-              <w:t>国讯网络有限公司</w:t>
-            </w:r>
-          </w:p>
-        </w:tc>
-        <w:tc>
-          <w:tcPr>
-            <w:tcW w:type="dxa" w:w="2160"/>
-          </w:tcPr>
-          <w:p>
-            <w:r>
-              <w:t>云计算</w:t>
-            </w:r>
-          </w:p>
-        </w:tc>
-        <w:tc>
-          <w:tcPr>
-            <w:tcW w:type="dxa" w:w="2160"/>
-          </w:tcPr>
-          <w:p>
-            <w:r>
-              <w:t>137亿</w:t>
-            </w:r>
-          </w:p>
-        </w:tc>
-        <w:tc>
-          <w:tcPr>
-            <w:tcW w:type="dxa" w:w="2160"/>
-          </w:tcPr>
-          <w:p>
-            <w:r>
-              <w:t>23%</w:t>
-            </w:r>
-          </w:p>
-        </w:tc>
-      </w:tr>
-      <w:tr>
-        <w:tc>
-          <w:tcPr>
-            <w:tcW w:type="dxa" w:w="2160"/>
-          </w:tcPr>
-          <w:p>
-            <w:r>
-              <w:t>兰金电子网络有限公司</w:t>
-            </w:r>
-          </w:p>
-        </w:tc>
-        <w:tc>
-          <w:tcPr>
-            <w:tcW w:type="dxa" w:w="2160"/>
-          </w:tcPr>
-          <w:p>
-            <w:r>
-              <w:t>消费科技</w:t>
-            </w:r>
-          </w:p>
-        </w:tc>
-        <w:tc>
-          <w:tcPr>
-            <w:tcW w:type="dxa" w:w="2160"/>
-          </w:tcPr>
-          <w:p>
-            <w:r>
-              <w:t>417亿</w:t>
-            </w:r>
-          </w:p>
-        </w:tc>
-        <w:tc>
-          <w:tcPr>
-            <w:tcW w:type="dxa" w:w="2160"/>
-          </w:tcPr>
-          <w:p>
-            <w:r>
-              <w:t>29%</w:t>
-            </w:r>
-          </w:p>
-        </w:tc>
-      </w:tr>
-      <w:tr>
-        <w:tc>
-          <w:tcPr>
-            <w:tcW w:type="dxa" w:w="2160"/>
-          </w:tcPr>
-          <w:p>
-            <w:r>
-              <w:t>济南亿次元网络有限公司</w:t>
-            </w:r>
-          </w:p>
-        </w:tc>
-        <w:tc>
-          <w:tcPr>
-            <w:tcW w:type="dxa" w:w="2160"/>
-          </w:tcPr>
-          <w:p>
-            <w:r>
-              <w:t>机器人</w:t>
-            </w:r>
-          </w:p>
-        </w:tc>
-        <w:tc>
-          <w:tcPr>
-            <w:tcW w:type="dxa" w:w="2160"/>
-          </w:tcPr>
-          <w:p>
-            <w:r>
-              <w:t>601亿</w:t>
-            </w:r>
-          </w:p>
-        </w:tc>
-        <w:tc>
-          <w:tcPr>
-            <w:tcW w:type="dxa" w:w="2160"/>
-          </w:tcPr>
-          <w:p>
-            <w:r>
-              <w:t>10%</w:t>
-            </w:r>
-          </w:p>
-        </w:tc>
-      </w:tr>
-      <w:tr>
-        <w:tc>
-          <w:tcPr>
-            <w:tcW w:type="dxa" w:w="2160"/>
-          </w:tcPr>
-          <w:p>
-            <w:r>
-              <w:t>富罳信息有限公司</w:t>
-            </w:r>
-          </w:p>
-        </w:tc>
-        <w:tc>
-          <w:tcPr>
-            <w:tcW w:type="dxa" w:w="2160"/>
-          </w:tcPr>
-          <w:p>
-            <w:r>
-              <w:t>医疗科技</w:t>
-            </w:r>
-          </w:p>
-        </w:tc>
-        <w:tc>
-          <w:tcPr>
-            <w:tcW w:type="dxa" w:w="2160"/>
-          </w:tcPr>
-          <w:p>
-            <w:r>
-              <w:t>336亿</w:t>
-            </w:r>
-          </w:p>
-        </w:tc>
-        <w:tc>
-          <w:tcPr>
-            <w:tcW w:type="dxa" w:w="2160"/>
-          </w:tcPr>
-          <w:p>
-            <w:r>
-              <w:t>8%</w:t>
-            </w:r>
-          </w:p>
-        </w:tc>
-      </w:tr>
-      <w:tr>
-        <w:tc>
-          <w:tcPr>
-            <w:tcW w:type="dxa" w:w="2160"/>
-          </w:tcPr>
-          <w:p>
-            <w:r>
-              <w:t>鸿睿思博信息有限公司</w:t>
-            </w:r>
-          </w:p>
-        </w:tc>
-        <w:tc>
-          <w:tcPr>
-            <w:tcW w:type="dxa" w:w="2160"/>
-          </w:tcPr>
-          <w:p>
-            <w:r>
-              <w:t>半导体</w:t>
-            </w:r>
-          </w:p>
-        </w:tc>
-        <w:tc>
-          <w:tcPr>
-            <w:tcW w:type="dxa" w:w="2160"/>
-          </w:tcPr>
-          <w:p>
-            <w:r>
-              <w:t>767亿</w:t>
-            </w:r>
-          </w:p>
-        </w:tc>
-        <w:tc>
-          <w:tcPr>
-            <w:tcW w:type="dxa" w:w="2160"/>
-          </w:tcPr>
-          <w:p>
-            <w:r>
-              <w:t>21%</w:t>
-            </w:r>
-          </w:p>
-        </w:tc>
-      </w:tr>
-      <w:tr>
-        <w:tc>
-          <w:tcPr>
-            <w:tcW w:type="dxa" w:w="2160"/>
-          </w:tcPr>
-          <w:p>
-            <w:r>
-              <w:t>东方峻景网络有限公司</w:t>
-            </w:r>
-          </w:p>
-        </w:tc>
-        <w:tc>
-          <w:tcPr>
-            <w:tcW w:type="dxa" w:w="2160"/>
-          </w:tcPr>
-          <w:p>
-            <w:r>
-              <w:t>机器人</w:t>
-            </w:r>
-          </w:p>
-        </w:tc>
-        <w:tc>
-          <w:tcPr>
-            <w:tcW w:type="dxa" w:w="2160"/>
-          </w:tcPr>
-          <w:p>
-            <w:r>
-              <w:t>675亿</w:t>
-            </w:r>
-          </w:p>
-        </w:tc>
-        <w:tc>
-          <w:tcPr>
-            <w:tcW w:type="dxa" w:w="2160"/>
-          </w:tcPr>
-          <w:p>
-            <w:r>
-              <w:t>27%</w:t>
-            </w:r>
-          </w:p>
-        </w:tc>
-      </w:tr>
-      <w:tr>
-        <w:tc>
-          <w:tcPr>
-            <w:tcW w:type="dxa" w:w="2160"/>
-          </w:tcPr>
-          <w:p>
-            <w:r>
-              <w:t>天益信息有限公司</w:t>
-            </w:r>
-          </w:p>
-        </w:tc>
-        <w:tc>
-          <w:tcPr>
-            <w:tcW w:type="dxa" w:w="2160"/>
-          </w:tcPr>
-          <w:p>
-            <w:r>
-              <w:t>云计算</w:t>
-            </w:r>
-          </w:p>
-        </w:tc>
-        <w:tc>
-          <w:tcPr>
-            <w:tcW w:type="dxa" w:w="2160"/>
-          </w:tcPr>
-          <w:p>
-            <w:r>
-              <w:t>240亿</w:t>
-            </w:r>
-          </w:p>
-        </w:tc>
-        <w:tc>
-          <w:tcPr>
-            <w:tcW w:type="dxa" w:w="2160"/>
-          </w:tcPr>
-          <w:p>
-            <w:r>
-              <w:t>5%</w:t>
-            </w:r>
-          </w:p>
-        </w:tc>
-      </w:tr>
-      <w:tr>
-        <w:tc>
-          <w:tcPr>
-            <w:tcW w:type="dxa" w:w="2160"/>
-          </w:tcPr>
-          <w:p>
-            <w:r>
-              <w:t>立信电子网络有限公司</w:t>
-            </w:r>
-          </w:p>
-        </w:tc>
-        <w:tc>
-          <w:tcPr>
-            <w:tcW w:type="dxa" w:w="2160"/>
-          </w:tcPr>
-          <w:p>
-            <w:r>
-              <w:t>云计算</w:t>
-            </w:r>
-          </w:p>
-        </w:tc>
-        <w:tc>
-          <w:tcPr>
-            <w:tcW w:type="dxa" w:w="2160"/>
-          </w:tcPr>
-          <w:p>
-            <w:r>
-              <w:t>341亿</w:t>
-            </w:r>
-          </w:p>
-        </w:tc>
-        <w:tc>
-          <w:tcPr>
-            <w:tcW w:type="dxa" w:w="2160"/>
-          </w:tcPr>
-          <w:p>
-            <w:r>
-              <w:t>13%</w:t>
             </w:r>
           </w:p>
         </w:tc>
